--- a/courseware/LP-Generative AI for Agile Project Management (C324).docx
+++ b/courseware/LP-Generative AI for Agile Project Management (C324).docx
@@ -109,7 +109,7 @@
           <w:color w:val="111827"/>
           <w:sz w:val="40"/>
         </w:rPr>
-        <w:t>Generative AI for Agile Project Management (C324)</w:t>
+        <w:t>Generative AI for Agile Project Management</w:t>
       </w:r>
     </w:p>
     <w:p>
@@ -179,7 +179,7 @@
           <w:color w:val="1F6FEB"/>
           <w:sz w:val="24"/>
         </w:rPr>
-        <w:t>Version 1.0</w:t>
+        <w:t>Version 4.0</w:t>
       </w:r>
     </w:p>
     <w:p>
@@ -294,7 +294,7 @@
               <w:rPr>
                 <w:sz w:val="19"/>
               </w:rPr>
-              <w:t>1.0</w:t>
+              <w:t>3.0</w:t>
             </w:r>
           </w:p>
         </w:tc>
@@ -308,7 +308,7 @@
               <w:rPr>
                 <w:sz w:val="19"/>
               </w:rPr>
-              <w:t>27 July 2026</w:t>
+              <w:t>1 January 2026</w:t>
             </w:r>
           </w:p>
         </w:tc>
@@ -322,7 +322,65 @@
               <w:rPr>
                 <w:sz w:val="19"/>
               </w:rPr>
-              <w:t>Initial release — C324 Generative AI for Agile Project Management courseware.</w:t>
+              <w:t>Legacy master trainer deck and lesson plan (v3) — 4 topics, exercise-based delivery.</w:t>
+            </w:r>
+          </w:p>
+        </w:tc>
+        <w:tc>
+          <w:tcPr>
+            <w:tcW w:type="dxa" w:w="2160"/>
+          </w:tcPr>
+          <w:p>
+            <w:r/>
+            <w:r>
+              <w:rPr>
+                <w:sz w:val="19"/>
+              </w:rPr>
+              <w:t>Dr. Alfred Ang</w:t>
+            </w:r>
+          </w:p>
+        </w:tc>
+      </w:tr>
+      <w:tr>
+        <w:tc>
+          <w:tcPr>
+            <w:tcW w:type="dxa" w:w="2160"/>
+          </w:tcPr>
+          <w:p>
+            <w:r/>
+            <w:r>
+              <w:rPr>
+                <w:sz w:val="19"/>
+              </w:rPr>
+              <w:t>4.0</w:t>
+            </w:r>
+          </w:p>
+        </w:tc>
+        <w:tc>
+          <w:tcPr>
+            <w:tcW w:type="dxa" w:w="2160"/>
+          </w:tcPr>
+          <w:p>
+            <w:r/>
+            <w:r>
+              <w:rPr>
+                <w:sz w:val="19"/>
+              </w:rPr>
+              <w:t>17 August 2026</w:t>
+            </w:r>
+          </w:p>
+        </w:tc>
+        <w:tc>
+          <w:tcPr>
+            <w:tcW w:type="dxa" w:w="2160"/>
+          </w:tcPr>
+          <w:p>
+            <w:r/>
+            <w:r>
+              <w:rPr>
+                <w:sz w:val="19"/>
+              </w:rPr>
+              <w:t>Major revision. Content beefed up from Thoughtworks, Adaptovate, BMC, PMI, UX Magazine, The Design Gym, PremierAgile and Startup Frontier. Twelve real-world case-study activities (Airbnb, Netflix/Blockbuster, GE Adventure Series, IDEO, Spotify, IBM, DBS, Boeing 737 MAX) replace the generic exercises, each with scenario, discussion questions and debrief. Design Thinking Studio and Padlet Classroom Board adopted as the class ed-tools.</w:t>
             </w:r>
           </w:p>
         </w:tc>
@@ -412,7 +470,7 @@
           <w:color w:val="333333"/>
           <w:sz w:val="22"/>
         </w:rPr>
-        <w:t>Learning Reinforcement</w:t>
+        <w:t>Skills Framework Alignment</w:t>
         <w:tab/>
         <w:t>4</w:t>
       </w:r>
@@ -431,9 +489,47 @@
           <w:color w:val="333333"/>
           <w:sz w:val="22"/>
         </w:rPr>
+        <w:t>Teaching and Learning Methods</w:t>
+        <w:tab/>
+        <w:t>5</w:t>
+      </w:r>
+    </w:p>
+    <w:p>
+      <w:pPr>
+        <w:tabs>
+          <w:tab w:pos="9072" w:val="right" w:leader="dot"/>
+        </w:tabs>
+        <w:spacing w:after="60"/>
+      </w:pPr>
+      <w:r>
+        <w:rPr>
+          <w:rFonts w:ascii="Arial" w:hAnsi="Arial"/>
+          <w:b/>
+          <w:color w:val="333333"/>
+          <w:sz w:val="22"/>
+        </w:rPr>
+        <w:t>Learning Resources</w:t>
+        <w:tab/>
+        <w:t>5</w:t>
+      </w:r>
+    </w:p>
+    <w:p>
+      <w:pPr>
+        <w:tabs>
+          <w:tab w:pos="9072" w:val="right" w:leader="dot"/>
+        </w:tabs>
+        <w:spacing w:after="60"/>
+      </w:pPr>
+      <w:r>
+        <w:rPr>
+          <w:rFonts w:ascii="Arial" w:hAnsi="Arial"/>
+          <w:b/>
+          <w:color w:val="333333"/>
+          <w:sz w:val="22"/>
+        </w:rPr>
         <w:t>Course Schedule</w:t>
         <w:tab/>
-        <w:t>5</w:t>
+        <w:t>6</w:t>
       </w:r>
     </w:p>
     <w:p>
@@ -451,9 +547,9 @@
           <w:color w:val="333333"/>
           <w:sz w:val="21"/>
         </w:rPr>
-        <w:t>Day 1 — Stand up the Tempo 2.0 delivery on an AI toolkit — set up ChatGPT, Claude and Gemini for agile work, build a reusable prompt library and a responsible-AI checklist, then draft and refine the user stories, groom and prioritise the product backlog, and plan the first sprint with a release roadmap</w:t>
+        <w:t>Day 1 — Foundations, Problem Framing and Ideation with GenAI</w:t>
         <w:tab/>
-        <w:t>5</w:t>
+        <w:t>6</w:t>
       </w:r>
     </w:p>
     <w:p>
@@ -471,9 +567,9 @@
           <w:color w:val="333333"/>
           <w:sz w:val="21"/>
         </w:rPr>
-        <w:t>Day 2 — Run and close out the Tempo 2.0 sprints with AI — summarise stand-ups and track progress, surface risks, blockers and dependencies, assist documentation, communication and testing, then generate status reports and a dashboard, analyse velocity, and run an AI-assisted retrospective that drives a real continuous-improvement plan</w:t>
+        <w:t>Day 2 — Agile Delivery and Scaling Innovation</w:t>
         <w:tab/>
-        <w:t>6</w:t>
+        <w:t>7</w:t>
       </w:r>
     </w:p>
     <w:p>
@@ -490,9 +586,28 @@
           <w:color w:val="333333"/>
           <w:sz w:val="22"/>
         </w:rPr>
-        <w:t>Lab Reference (aligned to course topics)</w:t>
+        <w:t>Activity Reference (aligned to topics and learning outcomes)</w:t>
         <w:tab/>
-        <w:t>7</w:t>
+        <w:t>8</w:t>
+      </w:r>
+    </w:p>
+    <w:p>
+      <w:pPr>
+        <w:tabs>
+          <w:tab w:pos="9072" w:val="right" w:leader="dot"/>
+        </w:tabs>
+        <w:spacing w:after="60"/>
+      </w:pPr>
+      <w:r>
+        <w:rPr>
+          <w:rFonts w:ascii="Arial" w:hAnsi="Arial"/>
+          <w:b/>
+          <w:color w:val="333333"/>
+          <w:sz w:val="22"/>
+        </w:rPr>
+        <w:t>Detailed Activity Schedule</w:t>
+        <w:tab/>
+        <w:t>9</w:t>
       </w:r>
     </w:p>
     <w:p>
@@ -540,12 +655,13 @@
             <w:tcW w:type="dxa" w:w="4320"/>
           </w:tcPr>
           <w:p>
-            <w:r/>
+            <w:r>
+              <w:t>Generative AI for Agile Project Management</w:t>
+            </w:r>
             <w:r>
               <w:rPr>
                 <w:sz w:val="20"/>
               </w:rPr>
-              <w:t>Generative AI for Agile Project Management (C324)</w:t>
             </w:r>
           </w:p>
         </w:tc>
@@ -557,13 +673,14 @@
             <w:shd w:val="clear" w:color="auto" w:fill="E8F0FE"/>
           </w:tcPr>
           <w:p>
-            <w:r/>
+            <w:r>
+              <w:t>Course Reference</w:t>
+            </w:r>
             <w:r>
               <w:rPr>
                 <w:b/>
                 <w:sz w:val="20"/>
               </w:rPr>
-              <w:t>Course Reference</w:t>
             </w:r>
           </w:p>
         </w:tc>
@@ -572,12 +689,13 @@
             <w:tcW w:type="dxa" w:w="4320"/>
           </w:tcPr>
           <w:p>
-            <w:r/>
+            <w:r>
+              <w:t>C324</w:t>
+            </w:r>
             <w:r>
               <w:rPr>
                 <w:sz w:val="20"/>
               </w:rPr>
-              <w:t>C324</w:t>
             </w:r>
           </w:p>
         </w:tc>
@@ -636,12 +754,13 @@
             <w:tcW w:type="dxa" w:w="4320"/>
           </w:tcPr>
           <w:p>
-            <w:r/>
+            <w:r>
+              <w:t>2 days · 7.5 instructional hours per day (15 instructional hours)</w:t>
+            </w:r>
             <w:r>
               <w:rPr>
                 <w:sz w:val="20"/>
               </w:rPr>
-              <w:t>2 days · 7.5 instructional hours per day (15 hours)</w:t>
             </w:r>
           </w:p>
         </w:tc>
@@ -668,12 +787,13 @@
             <w:tcW w:type="dxa" w:w="4320"/>
           </w:tcPr>
           <w:p>
-            <w:r/>
+            <w:r>
+              <w:t>9:30 am – 5:30 pm (30-minute lunch break)</w:t>
+            </w:r>
             <w:r>
               <w:rPr>
                 <w:sz w:val="20"/>
               </w:rPr>
-              <w:t>9:30 am – 6:30 pm (1-hour lunch; tea breaks within training time)</w:t>
             </w:r>
           </w:p>
         </w:tc>
@@ -705,7 +825,7 @@
               <w:rPr>
                 <w:sz w:val="20"/>
               </w:rPr>
-              <w:t>Instructor-led, hands-on practical labs</w:t>
+              <w:t>Instructor-led, case-study based, with collaborative online ed-tools</w:t>
             </w:r>
           </w:p>
         </w:tc>
@@ -764,7 +884,7 @@
         <w:rPr>
           <w:sz w:val="21"/>
         </w:rPr>
-        <w:t>LO1: Explain how generative AI assistants (ChatGPT, Claude, Gemini) support Agile and Scrum, and set up an AI toolkit and workspace for agile project management.</w:t>
+        <w:t>LO1: Integrate design thinking methodologies and agile principles to drive organisational innovation using generative AI.</w:t>
       </w:r>
     </w:p>
     <w:p>
@@ -775,7 +895,7 @@
         <w:rPr>
           <w:sz w:val="21"/>
         </w:rPr>
-        <w:t>LO2: Write effective, structured prompts for agile tasks and build a reusable prompt library the whole team can use.</w:t>
+        <w:t>LO2: Synthesise stakeholder inputs to uncover end-user needs for successful innovation.</w:t>
       </w:r>
     </w:p>
     <w:p>
@@ -786,7 +906,7 @@
         <w:rPr>
           <w:sz w:val="21"/>
         </w:rPr>
-        <w:t>LO3: Apply responsible, human-in-the-loop AI practices — reviewing, fact-checking and protecting sensitive data — across agile work.</w:t>
+        <w:t>LO3: Lead design thinking projects using project management tools and techniques to enhance organisational performance.</w:t>
       </w:r>
     </w:p>
     <w:p>
@@ -797,7 +917,33 @@
         <w:rPr>
           <w:sz w:val="21"/>
         </w:rPr>
-        <w:t>LO4: Draft and refine clear, INVEST-quality user stories and acceptance criteria with AI assistance.</w:t>
+        <w:t>LO4: Develop strategies for agile design thinking to enhance product and service innovation.</w:t>
+      </w:r>
+    </w:p>
+    <w:p>
+      <w:pPr>
+        <w:pStyle w:val="Heading1"/>
+      </w:pPr>
+      <w:r>
+        <w:t>Skills Framework Alignment</w:t>
+      </w:r>
+    </w:p>
+    <w:p>
+      <w:r>
+        <w:t>Abilities:</w:t>
+      </w:r>
+    </w:p>
+    <w:p>
+      <w:r>
+        <w:t>Knowledge:</w:t>
+      </w:r>
+    </w:p>
+    <w:p>
+      <w:pPr>
+        <w:pStyle w:val="Heading1"/>
+      </w:pPr>
+      <w:r>
+        <w:t>Teaching and Learning Methods</w:t>
       </w:r>
     </w:p>
     <w:p>
@@ -808,7 +954,7 @@
         <w:rPr>
           <w:sz w:val="21"/>
         </w:rPr>
-        <w:t>LO5: Groom and prioritise a product backlog with AI using INVEST, MoSCoW and value-versus-effort thinking.</w:t>
+        <w:t>Trainer-led concept delivery using a highly visual slide deck (diagrams, comparison tables and frameworks rather than bullet walls).</w:t>
       </w:r>
     </w:p>
     <w:p>
@@ -819,7 +965,7 @@
         <w:rPr>
           <w:sz w:val="21"/>
         </w:rPr>
-        <w:t>LO6: Plan a sprint, estimate work, and generate a release roadmap and plan with AI support.</w:t>
+        <w:t>Twelve real-world case-study activities, each carrying a documented case, a workplace scenario, five discussion questions and a trainer debrief.</w:t>
       </w:r>
     </w:p>
     <w:p>
@@ -830,7 +976,7 @@
         <w:rPr>
           <w:sz w:val="21"/>
         </w:rPr>
-        <w:t>LO7: Summarise stand-ups and track sprint progress with AI while keeping the team's judgement in the loop.</w:t>
+        <w:t>Collaborative group work in groups of 3–5 using two online ed-tools: the Design Thinking Studio (5-stage workspace) and the Padlet Classroom Board.</w:t>
       </w:r>
     </w:p>
     <w:p>
@@ -841,7 +987,7 @@
         <w:rPr>
           <w:sz w:val="21"/>
         </w:rPr>
-        <w:t>LO8: Identify risks, blockers and dependencies with AI and plan mitigations and escalations.</w:t>
+        <w:t>Guided use of generative AI tools (ChatGPT / Microsoft Copilot) with explicit critique of AI output against evidence.</w:t>
       </w:r>
     </w:p>
     <w:p>
@@ -852,7 +998,7 @@
         <w:rPr>
           <w:sz w:val="21"/>
         </w:rPr>
-        <w:t>LO9: Assist documentation, communication, quality and testing across the sprint with AI.</w:t>
+        <w:t>Cross-group peer review — groups critique each other's output and defend their reasoning.</w:t>
       </w:r>
     </w:p>
     <w:p>
@@ -863,7 +1009,15 @@
         <w:rPr>
           <w:sz w:val="21"/>
         </w:rPr>
-        <w:t>LO10: Generate status reports and a delivery dashboard for different stakeholders with AI.</w:t>
+        <w:t>Continuous formative feedback from the trainer during each activity, and a structured debrief after each one.</w:t>
+      </w:r>
+    </w:p>
+    <w:p>
+      <w:pPr>
+        <w:pStyle w:val="Heading1"/>
+      </w:pPr>
+      <w:r>
+        <w:t>Learning Resources</w:t>
       </w:r>
     </w:p>
     <w:p>
@@ -874,7 +1028,7 @@
         <w:rPr>
           <w:sz w:val="21"/>
         </w:rPr>
-        <w:t>LO11: Analyse velocity and delivery metrics with AI to surface trends and honest insights.</w:t>
+        <w:t>Trainer Slides (PPT/PDF), Learner Guide (PDF) and this Lesson Plan (PDF) — downloadable from the LMS at https://lms-tms.tertiaryinfotech.com.</w:t>
       </w:r>
     </w:p>
     <w:p>
@@ -885,15 +1039,7 @@
         <w:rPr>
           <w:sz w:val="21"/>
         </w:rPr>
-        <w:t>LO12: Run an AI-assisted retrospective and turn its output into a concrete continuous-improvement plan.</w:t>
-      </w:r>
-    </w:p>
-    <w:p>
-      <w:pPr>
-        <w:pStyle w:val="Heading1"/>
-      </w:pPr>
-      <w:r>
-        <w:t>Learning Reinforcement</w:t>
+        <w:t>Twelve individual activity briefs (PDF), one per activity, each containing the case, the scenario, the discussion questions, the step-by-step instructions and the debrief.</w:t>
       </w:r>
     </w:p>
     <w:p>
@@ -904,7 +1050,7 @@
         <w:rPr>
           <w:sz w:val="21"/>
         </w:rPr>
-        <w:t>Every topic is followed by hands-on labs that learners complete on their own machine.</w:t>
+        <w:t>Design Thinking Studio — https://alfredang.github.io/designthinking/</w:t>
       </w:r>
     </w:p>
     <w:p>
@@ -915,7 +1061,7 @@
         <w:rPr>
           <w:sz w:val="21"/>
         </w:rPr>
-        <w:t>Each lab ends with a 'Test it' verification step so learners can confirm their own progress.</w:t>
+        <w:t>Padlet Classroom Board — https://alfredang.github.io/padlet/</w:t>
       </w:r>
     </w:p>
     <w:p>
@@ -926,18 +1072,7 @@
         <w:rPr>
           <w:sz w:val="21"/>
         </w:rPr>
-        <w:t>The trainer circulates during lab time to give individual feedback and unblock learners.</w:t>
-      </w:r>
-    </w:p>
-    <w:p>
-      <w:pPr>
-        <w:pStyle w:val="ListBullet"/>
-      </w:pPr>
-      <w:r>
-        <w:rPr>
-          <w:sz w:val="21"/>
-        </w:rPr>
-        <w:t>Each topic closes with a recap mapped back to the course learning outcomes.</w:t>
+        <w:t>A generative AI assistant (ChatGPT or Microsoft Copilot) and a laptop with a modern web browser.</w:t>
       </w:r>
     </w:p>
     <w:p>
@@ -953,7 +1088,7 @@
         <w:pStyle w:val="Heading2"/>
       </w:pPr>
       <w:r>
-        <w:t>Day 1 — Stand up the Tempo 2.0 delivery on an AI toolkit — set up ChatGPT, Claude and Gemini for agile work, build a reusable prompt library and a responsible-AI checklist, then draft and refine the user stories, groom and prioritise the product backlog, and plan the first sprint with a release roadmap</w:t>
+        <w:t>Day 1 — Foundations, Problem Framing and Ideation with GenAI</w:t>
       </w:r>
     </w:p>
     <w:tbl>
@@ -1028,51 +1163,110 @@
         <w:tc>
           <w:tcPr>
             <w:tcW w:type="dxa" w:w="1656"/>
-            <w:shd w:val="clear" w:color="auto" w:fill="F3F5F8"/>
+            <w:shd w:val="clear" w:color="auto" w:fill="E8F0FE"/>
           </w:tcPr>
           <w:p>
-            <w:r/>
+            <w:r>
+              <w:t>9:30–10:00</w:t>
+            </w:r>
+            <w:r>
+              <w:rPr>
+                <w:rFonts w:ascii="Arial" w:hAnsi="Arial"/>
+                <w:b/>
+                <w:sz w:val="19"/>
+              </w:rPr>
+            </w:r>
+          </w:p>
+        </w:tc>
+        <w:tc>
+          <w:tcPr>
+            <w:tcW w:type="dxa" w:w="1296"/>
+            <w:shd w:val="clear" w:color="auto" w:fill="E8F0FE"/>
+          </w:tcPr>
+          <w:p>
+            <w:r>
+              <w:t>30 min</w:t>
+            </w:r>
             <w:r>
               <w:rPr>
                 <w:rFonts w:ascii="Arial" w:hAnsi="Arial"/>
                 <w:b w:val="0"/>
                 <w:sz w:val="19"/>
               </w:rPr>
-              <w:t>9:00–9:20</w:t>
+            </w:r>
+          </w:p>
+        </w:tc>
+        <w:tc>
+          <w:tcPr>
+            <w:tcW w:type="dxa" w:w="6840"/>
+            <w:shd w:val="clear" w:color="auto" w:fill="E8F0FE"/>
+          </w:tcPr>
+          <w:p>
+            <w:r>
+              <w:t>Welcome, trainer and learner introductions, ground rules, learning outcomes and course outline. Introduction to the two course ed-tools: Design Thinking Studio and the Padlet Classroom Board.</w:t>
+            </w:r>
+            <w:r>
+              <w:rPr>
+                <w:rFonts w:ascii="Arial" w:hAnsi="Arial"/>
+                <w:b/>
+                <w:sz w:val="19"/>
+              </w:rPr>
+            </w:r>
+          </w:p>
+        </w:tc>
+      </w:tr>
+      <w:tr>
+        <w:tc>
+          <w:tcPr>
+            <w:tcW w:type="dxa" w:w="1656"/>
+            <w:shd w:val="clear" w:color="auto" w:fill="FFF4E5"/>
+          </w:tcPr>
+          <w:p>
+            <w:r>
+              <w:t>10:00–11:00</w:t>
+            </w:r>
+            <w:r>
+              <w:rPr>
+                <w:rFonts w:ascii="Arial" w:hAnsi="Arial"/>
+                <w:b w:val="0"/>
+                <w:sz w:val="19"/>
+              </w:rPr>
             </w:r>
           </w:p>
         </w:tc>
         <w:tc>
           <w:tcPr>
             <w:tcW w:type="dxa" w:w="1296"/>
-            <w:shd w:val="clear" w:color="auto" w:fill="F3F5F8"/>
+            <w:shd w:val="clear" w:color="auto" w:fill="FFF4E5"/>
           </w:tcPr>
           <w:p>
-            <w:r/>
+            <w:r>
+              <w:t>60 min</w:t>
+            </w:r>
             <w:r>
               <w:rPr>
                 <w:rFonts w:ascii="Arial" w:hAnsi="Arial"/>
                 <w:b w:val="0"/>
                 <w:sz w:val="19"/>
               </w:rPr>
-              <w:t>20 min</w:t>
             </w:r>
           </w:p>
         </w:tc>
         <w:tc>
           <w:tcPr>
             <w:tcW w:type="dxa" w:w="6840"/>
-            <w:shd w:val="clear" w:color="auto" w:fill="F3F5F8"/>
+            <w:shd w:val="clear" w:color="auto" w:fill="FFF4E5"/>
           </w:tcPr>
           <w:p>
-            <w:r/>
+            <w:r>
+              <w:t>Topic 1 — Foundations of Design Thinking, Agile and Generative AI: what design thinking is; the three mindsets (Design Thinking, Lean, Agile) and the question each answers; the Double Diamond; the five stages; wicked problems and why framing comes first.</w:t>
+            </w:r>
             <w:r>
               <w:rPr>
                 <w:rFonts w:ascii="Arial" w:hAnsi="Arial"/>
                 <w:b w:val="0"/>
                 <w:sz w:val="19"/>
               </w:rPr>
-              <w:t>Welcome, course introduction and ground rules, and setup: signing in to ChatGPT, Claude and Gemini and confirming each assistant is ready for the labs</w:t>
             </w:r>
           </w:p>
         </w:tc>
@@ -1084,14 +1278,15 @@
             <w:shd w:val="clear" w:color="auto" w:fill="E8F0FE"/>
           </w:tcPr>
           <w:p>
-            <w:r/>
+            <w:r>
+              <w:t>11:00–11:45</w:t>
+            </w:r>
             <w:r>
               <w:rPr>
                 <w:rFonts w:ascii="Arial" w:hAnsi="Arial"/>
                 <w:b/>
                 <w:sz w:val="19"/>
               </w:rPr>
-              <w:t>9:20–10:00</w:t>
             </w:r>
           </w:p>
         </w:tc>
@@ -1101,14 +1296,15 @@
             <w:shd w:val="clear" w:color="auto" w:fill="E8F0FE"/>
           </w:tcPr>
           <w:p>
-            <w:r/>
+            <w:r>
+              <w:t>45 min</w:t>
+            </w:r>
             <w:r>
               <w:rPr>
                 <w:rFonts w:ascii="Arial" w:hAnsi="Arial"/>
                 <w:b w:val="0"/>
                 <w:sz w:val="19"/>
               </w:rPr>
-              <w:t>40 min</w:t>
             </w:r>
           </w:p>
         </w:tc>
@@ -1118,14 +1314,15 @@
             <w:shd w:val="clear" w:color="auto" w:fill="E8F0FE"/>
           </w:tcPr>
           <w:p>
-            <w:r/>
+            <w:r>
+              <w:t>Topic 1 continued — Product development through design thinking and agile; how generative AI enhances the loop; where AI must not replace human judgement; latest trends in innovation.</w:t>
+            </w:r>
             <w:r>
               <w:rPr>
                 <w:rFonts w:ascii="Arial" w:hAnsi="Arial"/>
                 <w:b/>
                 <w:sz w:val="19"/>
               </w:rPr>
-              <w:t>TOPIC 01 — Getting Started with Generative AI for Agile: introduction to Agile, Scrum and generative AI; setting up AI tools for agile project management; effective prompting for agile tasks; responsible and human-in-the-loop use of AI (concepts + live demo)</w:t>
             </w:r>
           </w:p>
         </w:tc>
@@ -1136,14 +1333,15 @@
             <w:tcW w:type="dxa" w:w="1656"/>
           </w:tcPr>
           <w:p>
-            <w:r/>
+            <w:r>
+              <w:t>11:45–12:30</w:t>
+            </w:r>
             <w:r>
               <w:rPr>
                 <w:rFonts w:ascii="Arial" w:hAnsi="Arial"/>
                 <w:b w:val="0"/>
                 <w:sz w:val="19"/>
               </w:rPr>
-              <w:t>10:00–10:45</w:t>
             </w:r>
           </w:p>
         </w:tc>
@@ -1152,14 +1350,15 @@
             <w:tcW w:type="dxa" w:w="1296"/>
           </w:tcPr>
           <w:p>
-            <w:r/>
+            <w:r>
+              <w:t>45 min</w:t>
+            </w:r>
             <w:r>
               <w:rPr>
                 <w:rFonts w:ascii="Arial" w:hAnsi="Arial"/>
                 <w:b w:val="0"/>
                 <w:sz w:val="19"/>
               </w:rPr>
-              <w:t>45 min</w:t>
             </w:r>
           </w:p>
         </w:tc>
@@ -1168,14 +1367,124 @@
             <w:tcW w:type="dxa" w:w="6840"/>
           </w:tcPr>
           <w:p>
-            <w:r/>
+            <w:r>
+              <w:t>Hands-on case study: Activity 1: Airbnb — Diagnosing Why a Method Alone Does Not Save a Business</w:t>
+            </w:r>
             <w:r>
               <w:rPr>
                 <w:rFonts w:ascii="Arial" w:hAnsi="Arial"/>
                 <w:b w:val="0"/>
                 <w:sz w:val="19"/>
               </w:rPr>
-              <w:t>Hands-on: Lab 1: Set Up Your AI Toolkit for Agile Project Management</w:t>
+            </w:r>
+          </w:p>
+        </w:tc>
+      </w:tr>
+      <w:tr>
+        <w:tc>
+          <w:tcPr>
+            <w:tcW w:type="dxa" w:w="1656"/>
+            <w:shd w:val="clear" w:color="auto" w:fill="FDE9D9"/>
+          </w:tcPr>
+          <w:p>
+            <w:r>
+              <w:t>12:30–13:00</w:t>
+            </w:r>
+            <w:r>
+              <w:rPr>
+                <w:rFonts w:ascii="Arial" w:hAnsi="Arial"/>
+                <w:b w:val="0"/>
+                <w:sz w:val="19"/>
+              </w:rPr>
+            </w:r>
+          </w:p>
+        </w:tc>
+        <w:tc>
+          <w:tcPr>
+            <w:tcW w:type="dxa" w:w="1296"/>
+            <w:shd w:val="clear" w:color="auto" w:fill="FDE9D9"/>
+          </w:tcPr>
+          <w:p>
+            <w:r>
+              <w:t>30 min</w:t>
+            </w:r>
+            <w:r>
+              <w:rPr>
+                <w:rFonts w:ascii="Arial" w:hAnsi="Arial"/>
+                <w:b w:val="0"/>
+                <w:sz w:val="19"/>
+              </w:rPr>
+            </w:r>
+          </w:p>
+        </w:tc>
+        <w:tc>
+          <w:tcPr>
+            <w:tcW w:type="dxa" w:w="6840"/>
+            <w:shd w:val="clear" w:color="auto" w:fill="FDE9D9"/>
+          </w:tcPr>
+          <w:p>
+            <w:r>
+              <w:t>Lunch break</w:t>
+            </w:r>
+            <w:r>
+              <w:rPr>
+                <w:rFonts w:ascii="Arial" w:hAnsi="Arial"/>
+                <w:b w:val="0"/>
+                <w:sz w:val="19"/>
+              </w:rPr>
+            </w:r>
+          </w:p>
+        </w:tc>
+      </w:tr>
+      <w:tr>
+        <w:tc>
+          <w:tcPr>
+            <w:tcW w:type="dxa" w:w="1656"/>
+          </w:tcPr>
+          <w:p>
+            <w:r>
+              <w:t>13:00–14:30</w:t>
+            </w:r>
+            <w:r>
+              <w:rPr>
+                <w:rFonts w:ascii="Arial" w:hAnsi="Arial"/>
+                <w:b w:val="0"/>
+                <w:sz w:val="19"/>
+              </w:rPr>
+            </w:r>
+          </w:p>
+        </w:tc>
+        <w:tc>
+          <w:tcPr>
+            <w:tcW w:type="dxa" w:w="1296"/>
+          </w:tcPr>
+          <w:p>
+            <w:r>
+              <w:t>90 min</w:t>
+            </w:r>
+            <w:r>
+              <w:rPr>
+                <w:rFonts w:ascii="Arial" w:hAnsi="Arial"/>
+                <w:b w:val="0"/>
+                <w:sz w:val="19"/>
+              </w:rPr>
+            </w:r>
+          </w:p>
+        </w:tc>
+        <w:tc>
+          <w:tcPr>
+            <w:tcW w:type="dxa" w:w="6840"/>
+          </w:tcPr>
+          <w:p>
+            <w:r>
+              <w:t>Hands-on case studies: Activity 2: Netflix vs Blockbuster — Innovation as an Operating System; Activity 3: Positioning GenAI in the Innovation Loop — Where It Helps and Where It Lies</w:t>
+            </w:r>
+            <w:r>
+              <w:rPr>
+                <w:rFonts w:ascii="Arial" w:hAnsi="Arial"/>
+                <w:b w:val="0"/>
+                <w:sz w:val="19"/>
+              </w:rPr>
             </w:r>
           </w:p>
         </w:tc>
@@ -1187,14 +1496,15 @@
             <w:shd w:val="clear" w:color="auto" w:fill="FFF4E5"/>
           </w:tcPr>
           <w:p>
-            <w:r/>
+            <w:r>
+              <w:t>14:30–15:30</w:t>
+            </w:r>
             <w:r>
               <w:rPr>
                 <w:rFonts w:ascii="Arial" w:hAnsi="Arial"/>
                 <w:b w:val="0"/>
                 <w:sz w:val="19"/>
               </w:rPr>
-              <w:t>10:45–11:00</w:t>
             </w:r>
           </w:p>
         </w:tc>
@@ -1204,14 +1514,15 @@
             <w:shd w:val="clear" w:color="auto" w:fill="FFF4E5"/>
           </w:tcPr>
           <w:p>
-            <w:r/>
+            <w:r>
+              <w:t>60 min</w:t>
+            </w:r>
             <w:r>
               <w:rPr>
                 <w:rFonts w:ascii="Arial" w:hAnsi="Arial"/>
                 <w:b w:val="0"/>
                 <w:sz w:val="19"/>
               </w:rPr>
-              <w:t>15 min</w:t>
             </w:r>
           </w:p>
         </w:tc>
@@ -1221,117 +1532,15 @@
             <w:shd w:val="clear" w:color="auto" w:fill="FFF4E5"/>
           </w:tcPr>
           <w:p>
-            <w:r/>
+            <w:r>
+              <w:t>Topic 2 — Problem Framing and Ideation: framing the design challenge; the Problem-Assumption Model; problem statement vs Point of View vs How Might We; the altitude test; empathy maps and persona mapping; ideation techniques; prototyping to think.</w:t>
+            </w:r>
             <w:r>
               <w:rPr>
                 <w:rFonts w:ascii="Arial" w:hAnsi="Arial"/>
                 <w:b w:val="0"/>
                 <w:sz w:val="19"/>
               </w:rPr>
-              <w:t>Tea break</w:t>
-            </w:r>
-          </w:p>
-        </w:tc>
-      </w:tr>
-      <w:tr>
-        <w:tc>
-          <w:tcPr>
-            <w:tcW w:type="dxa" w:w="1656"/>
-          </w:tcPr>
-          <w:p>
-            <w:r/>
-            <w:r>
-              <w:rPr>
-                <w:rFonts w:ascii="Arial" w:hAnsi="Arial"/>
-                <w:b w:val="0"/>
-                <w:sz w:val="19"/>
-              </w:rPr>
-              <w:t>11:00–13:00</w:t>
-            </w:r>
-          </w:p>
-        </w:tc>
-        <w:tc>
-          <w:tcPr>
-            <w:tcW w:type="dxa" w:w="1296"/>
-          </w:tcPr>
-          <w:p>
-            <w:r/>
-            <w:r>
-              <w:rPr>
-                <w:rFonts w:ascii="Arial" w:hAnsi="Arial"/>
-                <w:b w:val="0"/>
-                <w:sz w:val="19"/>
-              </w:rPr>
-              <w:t>120 min</w:t>
-            </w:r>
-          </w:p>
-        </w:tc>
-        <w:tc>
-          <w:tcPr>
-            <w:tcW w:type="dxa" w:w="6840"/>
-          </w:tcPr>
-          <w:p>
-            <w:r/>
-            <w:r>
-              <w:rPr>
-                <w:rFonts w:ascii="Arial" w:hAnsi="Arial"/>
-                <w:b w:val="0"/>
-                <w:sz w:val="19"/>
-              </w:rPr>
-              <w:t>Hands-on: Lab 2: Write Effective Prompts and Build an Agile Prompt Library; Lab 3: Apply Responsible, Human-in-the-Loop AI Practices</w:t>
-            </w:r>
-          </w:p>
-        </w:tc>
-      </w:tr>
-      <w:tr>
-        <w:tc>
-          <w:tcPr>
-            <w:tcW w:type="dxa" w:w="1656"/>
-            <w:shd w:val="clear" w:color="auto" w:fill="FDE9D9"/>
-          </w:tcPr>
-          <w:p>
-            <w:r/>
-            <w:r>
-              <w:rPr>
-                <w:rFonts w:ascii="Arial" w:hAnsi="Arial"/>
-                <w:b w:val="0"/>
-                <w:sz w:val="19"/>
-              </w:rPr>
-              <w:t>13:00–14:00</w:t>
-            </w:r>
-          </w:p>
-        </w:tc>
-        <w:tc>
-          <w:tcPr>
-            <w:tcW w:type="dxa" w:w="1296"/>
-            <w:shd w:val="clear" w:color="auto" w:fill="FDE9D9"/>
-          </w:tcPr>
-          <w:p>
-            <w:r/>
-            <w:r>
-              <w:rPr>
-                <w:rFonts w:ascii="Arial" w:hAnsi="Arial"/>
-                <w:b w:val="0"/>
-                <w:sz w:val="19"/>
-              </w:rPr>
-              <w:t>60 min</w:t>
-            </w:r>
-          </w:p>
-        </w:tc>
-        <w:tc>
-          <w:tcPr>
-            <w:tcW w:type="dxa" w:w="6840"/>
-            <w:shd w:val="clear" w:color="auto" w:fill="FDE9D9"/>
-          </w:tcPr>
-          <w:p>
-            <w:r/>
-            <w:r>
-              <w:rPr>
-                <w:rFonts w:ascii="Arial" w:hAnsi="Arial"/>
-                <w:b w:val="0"/>
-                <w:sz w:val="19"/>
-              </w:rPr>
-              <w:t>Lunch break</w:t>
             </w:r>
           </w:p>
         </w:tc>
@@ -1343,14 +1552,15 @@
             <w:shd w:val="clear" w:color="auto" w:fill="E8F0FE"/>
           </w:tcPr>
           <w:p>
-            <w:r/>
+            <w:r>
+              <w:t>15:30–17:15</w:t>
+            </w:r>
             <w:r>
               <w:rPr>
                 <w:rFonts w:ascii="Arial" w:hAnsi="Arial"/>
                 <w:b/>
                 <w:sz w:val="19"/>
               </w:rPr>
-              <w:t>14:00–14:30</w:t>
             </w:r>
           </w:p>
         </w:tc>
@@ -1360,14 +1570,15 @@
             <w:shd w:val="clear" w:color="auto" w:fill="E8F0FE"/>
           </w:tcPr>
           <w:p>
-            <w:r/>
+            <w:r>
+              <w:t>105 min</w:t>
+            </w:r>
             <w:r>
               <w:rPr>
                 <w:rFonts w:ascii="Arial" w:hAnsi="Arial"/>
                 <w:b w:val="0"/>
                 <w:sz w:val="19"/>
               </w:rPr>
-              <w:t>30 min</w:t>
             </w:r>
           </w:p>
         </w:tc>
@@ -1377,14 +1588,15 @@
             <w:shd w:val="clear" w:color="auto" w:fill="E8F0FE"/>
           </w:tcPr>
           <w:p>
-            <w:r/>
+            <w:r>
+              <w:t>Hands-on case studies: Activity 4: GE Adventure Series — Reframing the Problem Instead of Fixing the Machine; Activity 5: IDEO Shopping Cart — Volume, Then Judgement</w:t>
+            </w:r>
             <w:r>
               <w:rPr>
                 <w:rFonts w:ascii="Arial" w:hAnsi="Arial"/>
                 <w:b/>
                 <w:sz w:val="19"/>
               </w:rPr>
-              <w:t>TOPIC 02 — AI for Backlogs, User Stories and Planning: drafting and refining user stories and acceptance criteria; grooming and prioritising the backlog with AI; sprint planning and estimation support; generating roadmaps and release plans (concepts + live demo)</w:t>
             </w:r>
           </w:p>
         </w:tc>
@@ -1395,14 +1607,15 @@
             <w:tcW w:type="dxa" w:w="1656"/>
           </w:tcPr>
           <w:p>
-            <w:r/>
+            <w:r>
+              <w:t>17:15–17:30</w:t>
+            </w:r>
             <w:r>
               <w:rPr>
                 <w:rFonts w:ascii="Arial" w:hAnsi="Arial"/>
                 <w:b w:val="0"/>
                 <w:sz w:val="19"/>
               </w:rPr>
-              <w:t>14:30–16:15</w:t>
             </w:r>
           </w:p>
         </w:tc>
@@ -1411,14 +1624,15 @@
             <w:tcW w:type="dxa" w:w="1296"/>
           </w:tcPr>
           <w:p>
-            <w:r/>
+            <w:r>
+              <w:t>15 min</w:t>
+            </w:r>
             <w:r>
               <w:rPr>
                 <w:rFonts w:ascii="Arial" w:hAnsi="Arial"/>
                 <w:b w:val="0"/>
                 <w:sz w:val="19"/>
               </w:rPr>
-              <w:t>105 min</w:t>
             </w:r>
           </w:p>
         </w:tc>
@@ -1427,170 +1641,15 @@
             <w:tcW w:type="dxa" w:w="6840"/>
           </w:tcPr>
           <w:p>
-            <w:r/>
+            <w:r>
+              <w:t>Day 1 recap, Q&amp;A and close</w:t>
+            </w:r>
             <w:r>
               <w:rPr>
                 <w:rFonts w:ascii="Arial" w:hAnsi="Arial"/>
                 <w:b w:val="0"/>
                 <w:sz w:val="19"/>
               </w:rPr>
-              <w:t>Hands-on: Lab 4: Draft and Refine User Stories and Acceptance Criteria; Lab 5: Groom and Prioritise the Product Backlog with AI</w:t>
-            </w:r>
-          </w:p>
-        </w:tc>
-      </w:tr>
-      <w:tr>
-        <w:tc>
-          <w:tcPr>
-            <w:tcW w:type="dxa" w:w="1656"/>
-            <w:shd w:val="clear" w:color="auto" w:fill="FFF4E5"/>
-          </w:tcPr>
-          <w:p>
-            <w:r/>
-            <w:r>
-              <w:rPr>
-                <w:rFonts w:ascii="Arial" w:hAnsi="Arial"/>
-                <w:b w:val="0"/>
-                <w:sz w:val="19"/>
-              </w:rPr>
-              <w:t>16:15–16:30</w:t>
-            </w:r>
-          </w:p>
-        </w:tc>
-        <w:tc>
-          <w:tcPr>
-            <w:tcW w:type="dxa" w:w="1296"/>
-            <w:shd w:val="clear" w:color="auto" w:fill="FFF4E5"/>
-          </w:tcPr>
-          <w:p>
-            <w:r/>
-            <w:r>
-              <w:rPr>
-                <w:rFonts w:ascii="Arial" w:hAnsi="Arial"/>
-                <w:b w:val="0"/>
-                <w:sz w:val="19"/>
-              </w:rPr>
-              <w:t>15 min</w:t>
-            </w:r>
-          </w:p>
-        </w:tc>
-        <w:tc>
-          <w:tcPr>
-            <w:tcW w:type="dxa" w:w="6840"/>
-            <w:shd w:val="clear" w:color="auto" w:fill="FFF4E5"/>
-          </w:tcPr>
-          <w:p>
-            <w:r/>
-            <w:r>
-              <w:rPr>
-                <w:rFonts w:ascii="Arial" w:hAnsi="Arial"/>
-                <w:b w:val="0"/>
-                <w:sz w:val="19"/>
-              </w:rPr>
-              <w:t>Tea break</w:t>
-            </w:r>
-          </w:p>
-        </w:tc>
-      </w:tr>
-      <w:tr>
-        <w:tc>
-          <w:tcPr>
-            <w:tcW w:type="dxa" w:w="1656"/>
-          </w:tcPr>
-          <w:p>
-            <w:r/>
-            <w:r>
-              <w:rPr>
-                <w:rFonts w:ascii="Arial" w:hAnsi="Arial"/>
-                <w:b w:val="0"/>
-                <w:sz w:val="19"/>
-              </w:rPr>
-              <w:t>16:30–17:50</w:t>
-            </w:r>
-          </w:p>
-        </w:tc>
-        <w:tc>
-          <w:tcPr>
-            <w:tcW w:type="dxa" w:w="1296"/>
-          </w:tcPr>
-          <w:p>
-            <w:r/>
-            <w:r>
-              <w:rPr>
-                <w:rFonts w:ascii="Arial" w:hAnsi="Arial"/>
-                <w:b w:val="0"/>
-                <w:sz w:val="19"/>
-              </w:rPr>
-              <w:t>80 min</w:t>
-            </w:r>
-          </w:p>
-        </w:tc>
-        <w:tc>
-          <w:tcPr>
-            <w:tcW w:type="dxa" w:w="6840"/>
-          </w:tcPr>
-          <w:p>
-            <w:r/>
-            <w:r>
-              <w:rPr>
-                <w:rFonts w:ascii="Arial" w:hAnsi="Arial"/>
-                <w:b w:val="0"/>
-                <w:sz w:val="19"/>
-              </w:rPr>
-              <w:t>Hands-on: Lab 6: Plan the Sprint, Estimate, and Build the Release Roadmap</w:t>
-            </w:r>
-          </w:p>
-        </w:tc>
-      </w:tr>
-      <w:tr>
-        <w:tc>
-          <w:tcPr>
-            <w:tcW w:type="dxa" w:w="1656"/>
-            <w:shd w:val="clear" w:color="auto" w:fill="F3F5F8"/>
-          </w:tcPr>
-          <w:p>
-            <w:r/>
-            <w:r>
-              <w:rPr>
-                <w:rFonts w:ascii="Arial" w:hAnsi="Arial"/>
-                <w:b w:val="0"/>
-                <w:sz w:val="19"/>
-              </w:rPr>
-              <w:t>17:50–18:00</w:t>
-            </w:r>
-          </w:p>
-        </w:tc>
-        <w:tc>
-          <w:tcPr>
-            <w:tcW w:type="dxa" w:w="1296"/>
-            <w:shd w:val="clear" w:color="auto" w:fill="F3F5F8"/>
-          </w:tcPr>
-          <w:p>
-            <w:r/>
-            <w:r>
-              <w:rPr>
-                <w:rFonts w:ascii="Arial" w:hAnsi="Arial"/>
-                <w:b w:val="0"/>
-                <w:sz w:val="19"/>
-              </w:rPr>
-              <w:t>10 min</w:t>
-            </w:r>
-          </w:p>
-        </w:tc>
-        <w:tc>
-          <w:tcPr>
-            <w:tcW w:type="dxa" w:w="6840"/>
-            <w:shd w:val="clear" w:color="auto" w:fill="F3F5F8"/>
-          </w:tcPr>
-          <w:p>
-            <w:r/>
-            <w:r>
-              <w:rPr>
-                <w:rFonts w:ascii="Arial" w:hAnsi="Arial"/>
-                <w:b w:val="0"/>
-                <w:sz w:val="19"/>
-              </w:rPr>
-              <w:t>Day 1 recap: the AI toolkit, the groomed and prioritised backlog, the first sprint plan and roadmap, and Q&amp;A</w:t>
             </w:r>
           </w:p>
         </w:tc>
@@ -1603,7 +1662,7 @@
           <w:color w:val="555B66"/>
           <w:sz w:val="19"/>
         </w:rPr>
-        <w:t>Total scheduled time: 480 minutes (8 hours) excluding lunch — of which 450 minutes (7.5 hours) are instructional, plus 30 minutes of tea breaks.</w:t>
+        <w:t>Total instructional time: 450 minutes (7.5 hours).</w:t>
       </w:r>
     </w:p>
     <w:p>
@@ -1611,7 +1670,7 @@
         <w:pStyle w:val="Heading2"/>
       </w:pPr>
       <w:r>
-        <w:t>Day 2 — Run and close out the Tempo 2.0 sprints with AI — summarise stand-ups and track progress, surface risks, blockers and dependencies, assist documentation, communication and testing, then generate status reports and a dashboard, analyse velocity, and run an AI-assisted retrospective that drives a real continuous-improvement plan</w:t>
+        <w:t>Day 2 — Agile Delivery and Scaling Innovation</w:t>
       </w:r>
     </w:p>
     <w:tbl>
@@ -1686,51 +1745,107 @@
         <w:tc>
           <w:tcPr>
             <w:tcW w:type="dxa" w:w="1656"/>
-            <w:shd w:val="clear" w:color="auto" w:fill="F3F5F8"/>
           </w:tcPr>
           <w:p>
-            <w:r/>
+            <w:r>
+              <w:t>9:30–9:45</w:t>
+            </w:r>
             <w:r>
               <w:rPr>
                 <w:rFonts w:ascii="Arial" w:hAnsi="Arial"/>
                 <w:b w:val="0"/>
                 <w:sz w:val="19"/>
               </w:rPr>
-              <w:t>9:00–9:15</w:t>
             </w:r>
           </w:p>
         </w:tc>
         <w:tc>
           <w:tcPr>
             <w:tcW w:type="dxa" w:w="1296"/>
-            <w:shd w:val="clear" w:color="auto" w:fill="F3F5F8"/>
           </w:tcPr>
           <w:p>
-            <w:r/>
+            <w:r>
+              <w:t>15 min</w:t>
+            </w:r>
             <w:r>
               <w:rPr>
                 <w:rFonts w:ascii="Arial" w:hAnsi="Arial"/>
                 <w:b w:val="0"/>
                 <w:sz w:val="19"/>
               </w:rPr>
-              <w:t>15 min</w:t>
             </w:r>
           </w:p>
         </w:tc>
         <w:tc>
           <w:tcPr>
             <w:tcW w:type="dxa" w:w="6840"/>
-            <w:shd w:val="clear" w:color="auto" w:fill="F3F5F8"/>
           </w:tcPr>
           <w:p>
-            <w:r/>
+            <w:r>
+              <w:t>Day 1 recap and orientation to Day 2.</w:t>
+            </w:r>
             <w:r>
               <w:rPr>
                 <w:rFonts w:ascii="Arial" w:hAnsi="Arial"/>
                 <w:b w:val="0"/>
                 <w:sz w:val="19"/>
               </w:rPr>
-              <w:t>Day 1 recap, questions, and Day 2 introduction: from planning the sprint to running and closing it out with AI</w:t>
+            </w:r>
+          </w:p>
+        </w:tc>
+      </w:tr>
+      <w:tr>
+        <w:tc>
+          <w:tcPr>
+            <w:tcW w:type="dxa" w:w="1656"/>
+            <w:shd w:val="clear" w:color="auto" w:fill="FFF4E5"/>
+          </w:tcPr>
+          <w:p>
+            <w:r>
+              <w:t>9:45–10:45</w:t>
+            </w:r>
+            <w:r>
+              <w:rPr>
+                <w:rFonts w:ascii="Arial" w:hAnsi="Arial"/>
+                <w:b w:val="0"/>
+                <w:sz w:val="19"/>
+              </w:rPr>
+            </w:r>
+          </w:p>
+        </w:tc>
+        <w:tc>
+          <w:tcPr>
+            <w:tcW w:type="dxa" w:w="1296"/>
+            <w:shd w:val="clear" w:color="auto" w:fill="FFF4E5"/>
+          </w:tcPr>
+          <w:p>
+            <w:r>
+              <w:t>60 min</w:t>
+            </w:r>
+            <w:r>
+              <w:rPr>
+                <w:rFonts w:ascii="Arial" w:hAnsi="Arial"/>
+                <w:b w:val="0"/>
+                <w:sz w:val="19"/>
+              </w:rPr>
+            </w:r>
+          </w:p>
+        </w:tc>
+        <w:tc>
+          <w:tcPr>
+            <w:tcW w:type="dxa" w:w="6840"/>
+            <w:shd w:val="clear" w:color="auto" w:fill="FFF4E5"/>
+          </w:tcPr>
+          <w:p>
+            <w:r>
+              <w:t>Topic 2 concluded — prototyping with AI-driven tools and defining a falsifiable test plan. Hands-on case study: Activity 6: Rapid Prototyping with AI — From Concept to Testable Artefact in One Hour</w:t>
+            </w:r>
+            <w:r>
+              <w:rPr>
+                <w:rFonts w:ascii="Arial" w:hAnsi="Arial"/>
+                <w:b w:val="0"/>
+                <w:sz w:val="19"/>
+              </w:rPr>
             </w:r>
           </w:p>
         </w:tc>
@@ -1742,14 +1857,15 @@
             <w:shd w:val="clear" w:color="auto" w:fill="E8F0FE"/>
           </w:tcPr>
           <w:p>
-            <w:r/>
+            <w:r>
+              <w:t>10:45–11:45</w:t>
+            </w:r>
             <w:r>
               <w:rPr>
                 <w:rFonts w:ascii="Arial" w:hAnsi="Arial"/>
                 <w:b/>
                 <w:sz w:val="19"/>
               </w:rPr>
-              <w:t>9:15–9:55</w:t>
             </w:r>
           </w:p>
         </w:tc>
@@ -1759,14 +1875,15 @@
             <w:shd w:val="clear" w:color="auto" w:fill="E8F0FE"/>
           </w:tcPr>
           <w:p>
-            <w:r/>
+            <w:r>
+              <w:t>60 min</w:t>
+            </w:r>
             <w:r>
               <w:rPr>
                 <w:rFonts w:ascii="Arial" w:hAnsi="Arial"/>
                 <w:b w:val="0"/>
                 <w:sz w:val="19"/>
               </w:rPr>
-              <w:t>40 min</w:t>
             </w:r>
           </w:p>
         </w:tc>
@@ -1776,14 +1893,15 @@
             <w:shd w:val="clear" w:color="auto" w:fill="E8F0FE"/>
           </w:tcPr>
           <w:p>
-            <w:r/>
+            <w:r>
+              <w:t>Topic 3 — Agile Development and AI for Rapid Solution Delivery: being agile vs doing agile; the Scrum loop and the three accountabilities; dual-track agile; the mini-waterfall anti-pattern; Epic → Feature → Story → Task.</w:t>
+            </w:r>
             <w:r>
               <w:rPr>
                 <w:rFonts w:ascii="Arial" w:hAnsi="Arial"/>
                 <w:b/>
                 <w:sz w:val="19"/>
               </w:rPr>
-              <w:t>TOPIC 03 — AI for Sprints, Standups and Delivery: summarising stand-ups and tracking progress; identifying risks, blockers and dependencies with AI; assisting documentation and communication; supporting quality, testing and delivery (concepts + live demo)</w:t>
             </w:r>
           </w:p>
         </w:tc>
@@ -1794,14 +1912,15 @@
             <w:tcW w:type="dxa" w:w="1656"/>
           </w:tcPr>
           <w:p>
-            <w:r/>
+            <w:r>
+              <w:t>11:45–12:30</w:t>
+            </w:r>
             <w:r>
               <w:rPr>
                 <w:rFonts w:ascii="Arial" w:hAnsi="Arial"/>
                 <w:b w:val="0"/>
                 <w:sz w:val="19"/>
               </w:rPr>
-              <w:t>9:55–10:45</w:t>
             </w:r>
           </w:p>
         </w:tc>
@@ -1810,14 +1929,15 @@
             <w:tcW w:type="dxa" w:w="1296"/>
           </w:tcPr>
           <w:p>
-            <w:r/>
+            <w:r>
+              <w:t>45 min</w:t>
+            </w:r>
             <w:r>
               <w:rPr>
                 <w:rFonts w:ascii="Arial" w:hAnsi="Arial"/>
                 <w:b w:val="0"/>
                 <w:sz w:val="19"/>
               </w:rPr>
-              <w:t>50 min</w:t>
             </w:r>
           </w:p>
         </w:tc>
@@ -1826,14 +1946,124 @@
             <w:tcW w:type="dxa" w:w="6840"/>
           </w:tcPr>
           <w:p>
-            <w:r/>
+            <w:r>
+              <w:t>Hands-on case study: Activity 7: Spotify — Reading a Scaling Model Honestly</w:t>
+            </w:r>
             <w:r>
               <w:rPr>
                 <w:rFonts w:ascii="Arial" w:hAnsi="Arial"/>
                 <w:b w:val="0"/>
                 <w:sz w:val="19"/>
               </w:rPr>
-              <w:t>Hands-on: Lab 7: Summarise Stand-ups and Track Sprint Progress</w:t>
+            </w:r>
+          </w:p>
+        </w:tc>
+      </w:tr>
+      <w:tr>
+        <w:tc>
+          <w:tcPr>
+            <w:tcW w:type="dxa" w:w="1656"/>
+            <w:shd w:val="clear" w:color="auto" w:fill="FDE9D9"/>
+          </w:tcPr>
+          <w:p>
+            <w:r>
+              <w:t>12:30–13:00</w:t>
+            </w:r>
+            <w:r>
+              <w:rPr>
+                <w:rFonts w:ascii="Arial" w:hAnsi="Arial"/>
+                <w:b w:val="0"/>
+                <w:sz w:val="19"/>
+              </w:rPr>
+            </w:r>
+          </w:p>
+        </w:tc>
+        <w:tc>
+          <w:tcPr>
+            <w:tcW w:type="dxa" w:w="1296"/>
+            <w:shd w:val="clear" w:color="auto" w:fill="FDE9D9"/>
+          </w:tcPr>
+          <w:p>
+            <w:r>
+              <w:t>30 min</w:t>
+            </w:r>
+            <w:r>
+              <w:rPr>
+                <w:rFonts w:ascii="Arial" w:hAnsi="Arial"/>
+                <w:b w:val="0"/>
+                <w:sz w:val="19"/>
+              </w:rPr>
+            </w:r>
+          </w:p>
+        </w:tc>
+        <w:tc>
+          <w:tcPr>
+            <w:tcW w:type="dxa" w:w="6840"/>
+            <w:shd w:val="clear" w:color="auto" w:fill="FDE9D9"/>
+          </w:tcPr>
+          <w:p>
+            <w:r>
+              <w:t>Lunch break</w:t>
+            </w:r>
+            <w:r>
+              <w:rPr>
+                <w:rFonts w:ascii="Arial" w:hAnsi="Arial"/>
+                <w:b w:val="0"/>
+                <w:sz w:val="19"/>
+              </w:rPr>
+            </w:r>
+          </w:p>
+        </w:tc>
+      </w:tr>
+      <w:tr>
+        <w:tc>
+          <w:tcPr>
+            <w:tcW w:type="dxa" w:w="1656"/>
+          </w:tcPr>
+          <w:p>
+            <w:r>
+              <w:t>13:00–14:30</w:t>
+            </w:r>
+            <w:r>
+              <w:rPr>
+                <w:rFonts w:ascii="Arial" w:hAnsi="Arial"/>
+                <w:b w:val="0"/>
+                <w:sz w:val="19"/>
+              </w:rPr>
+            </w:r>
+          </w:p>
+        </w:tc>
+        <w:tc>
+          <w:tcPr>
+            <w:tcW w:type="dxa" w:w="1296"/>
+          </w:tcPr>
+          <w:p>
+            <w:r>
+              <w:t>90 min</w:t>
+            </w:r>
+            <w:r>
+              <w:rPr>
+                <w:rFonts w:ascii="Arial" w:hAnsi="Arial"/>
+                <w:b w:val="0"/>
+                <w:sz w:val="19"/>
+              </w:rPr>
+            </w:r>
+          </w:p>
+        </w:tc>
+        <w:tc>
+          <w:tcPr>
+            <w:tcW w:type="dxa" w:w="6840"/>
+          </w:tcPr>
+          <w:p>
+            <w:r>
+              <w:t>Topic 3 continued — user stories and the 3 C's, the three-cake release model, story points and Planning Poker, GenAI across the sprint. Hands-on case studies: Activity 8: From Hills to Backlog — Converting Ideas into Stories with GenAI; Activity 9: Running Dual-Track Agile — A Sprint Simulation with AI Assistance</w:t>
+            </w:r>
+            <w:r>
+              <w:rPr>
+                <w:rFonts w:ascii="Arial" w:hAnsi="Arial"/>
+                <w:b w:val="0"/>
+                <w:sz w:val="19"/>
+              </w:rPr>
             </w:r>
           </w:p>
         </w:tc>
@@ -1845,14 +2075,15 @@
             <w:shd w:val="clear" w:color="auto" w:fill="FFF4E5"/>
           </w:tcPr>
           <w:p>
-            <w:r/>
+            <w:r>
+              <w:t>14:30–15:30</w:t>
+            </w:r>
             <w:r>
               <w:rPr>
                 <w:rFonts w:ascii="Arial" w:hAnsi="Arial"/>
                 <w:b w:val="0"/>
                 <w:sz w:val="19"/>
               </w:rPr>
-              <w:t>10:45–11:00</w:t>
             </w:r>
           </w:p>
         </w:tc>
@@ -1862,14 +2093,15 @@
             <w:shd w:val="clear" w:color="auto" w:fill="FFF4E5"/>
           </w:tcPr>
           <w:p>
-            <w:r/>
+            <w:r>
+              <w:t>60 min</w:t>
+            </w:r>
             <w:r>
               <w:rPr>
                 <w:rFonts w:ascii="Arial" w:hAnsi="Arial"/>
                 <w:b w:val="0"/>
                 <w:sz w:val="19"/>
               </w:rPr>
-              <w:t>15 min</w:t>
             </w:r>
           </w:p>
         </w:tc>
@@ -1879,117 +2111,15 @@
             <w:shd w:val="clear" w:color="auto" w:fill="FFF4E5"/>
           </w:tcPr>
           <w:p>
-            <w:r/>
+            <w:r>
+              <w:t>Topic 4 — Scaling and Sustaining Innovations: the three levers that scale innovation; culture and the four principles; stakeholder buy-in; resource management with AI; sensemaking; systems thinking and feedback loops; innovation metrics and KPIs.</w:t>
+            </w:r>
             <w:r>
               <w:rPr>
                 <w:rFonts w:ascii="Arial" w:hAnsi="Arial"/>
                 <w:b w:val="0"/>
                 <w:sz w:val="19"/>
               </w:rPr>
-              <w:t>Tea break</w:t>
-            </w:r>
-          </w:p>
-        </w:tc>
-      </w:tr>
-      <w:tr>
-        <w:tc>
-          <w:tcPr>
-            <w:tcW w:type="dxa" w:w="1656"/>
-          </w:tcPr>
-          <w:p>
-            <w:r/>
-            <w:r>
-              <w:rPr>
-                <w:rFonts w:ascii="Arial" w:hAnsi="Arial"/>
-                <w:b w:val="0"/>
-                <w:sz w:val="19"/>
-              </w:rPr>
-              <w:t>11:00–13:00</w:t>
-            </w:r>
-          </w:p>
-        </w:tc>
-        <w:tc>
-          <w:tcPr>
-            <w:tcW w:type="dxa" w:w="1296"/>
-          </w:tcPr>
-          <w:p>
-            <w:r/>
-            <w:r>
-              <w:rPr>
-                <w:rFonts w:ascii="Arial" w:hAnsi="Arial"/>
-                <w:b w:val="0"/>
-                <w:sz w:val="19"/>
-              </w:rPr>
-              <w:t>120 min</w:t>
-            </w:r>
-          </w:p>
-        </w:tc>
-        <w:tc>
-          <w:tcPr>
-            <w:tcW w:type="dxa" w:w="6840"/>
-          </w:tcPr>
-          <w:p>
-            <w:r/>
-            <w:r>
-              <w:rPr>
-                <w:rFonts w:ascii="Arial" w:hAnsi="Arial"/>
-                <w:b w:val="0"/>
-                <w:sz w:val="19"/>
-              </w:rPr>
-              <w:t>Hands-on: Lab 8: Identify Risks, Blockers and Dependencies with AI; Lab 9: Assist Documentation, Communication and Testing</w:t>
-            </w:r>
-          </w:p>
-        </w:tc>
-      </w:tr>
-      <w:tr>
-        <w:tc>
-          <w:tcPr>
-            <w:tcW w:type="dxa" w:w="1656"/>
-            <w:shd w:val="clear" w:color="auto" w:fill="FDE9D9"/>
-          </w:tcPr>
-          <w:p>
-            <w:r/>
-            <w:r>
-              <w:rPr>
-                <w:rFonts w:ascii="Arial" w:hAnsi="Arial"/>
-                <w:b w:val="0"/>
-                <w:sz w:val="19"/>
-              </w:rPr>
-              <w:t>13:00–14:00</w:t>
-            </w:r>
-          </w:p>
-        </w:tc>
-        <w:tc>
-          <w:tcPr>
-            <w:tcW w:type="dxa" w:w="1296"/>
-            <w:shd w:val="clear" w:color="auto" w:fill="FDE9D9"/>
-          </w:tcPr>
-          <w:p>
-            <w:r/>
-            <w:r>
-              <w:rPr>
-                <w:rFonts w:ascii="Arial" w:hAnsi="Arial"/>
-                <w:b w:val="0"/>
-                <w:sz w:val="19"/>
-              </w:rPr>
-              <w:t>60 min</w:t>
-            </w:r>
-          </w:p>
-        </w:tc>
-        <w:tc>
-          <w:tcPr>
-            <w:tcW w:type="dxa" w:w="6840"/>
-            <w:shd w:val="clear" w:color="auto" w:fill="FDE9D9"/>
-          </w:tcPr>
-          <w:p>
-            <w:r/>
-            <w:r>
-              <w:rPr>
-                <w:rFonts w:ascii="Arial" w:hAnsi="Arial"/>
-                <w:b w:val="0"/>
-                <w:sz w:val="19"/>
-              </w:rPr>
-              <w:t>Lunch break</w:t>
             </w:r>
           </w:p>
         </w:tc>
@@ -2001,14 +2131,15 @@
             <w:shd w:val="clear" w:color="auto" w:fill="E8F0FE"/>
           </w:tcPr>
           <w:p>
-            <w:r/>
+            <w:r>
+              <w:t>15:30–17:15</w:t>
+            </w:r>
             <w:r>
               <w:rPr>
                 <w:rFonts w:ascii="Arial" w:hAnsi="Arial"/>
                 <w:b/>
                 <w:sz w:val="19"/>
               </w:rPr>
-              <w:t>14:00–14:30</w:t>
             </w:r>
           </w:p>
         </w:tc>
@@ -2018,14 +2149,15 @@
             <w:shd w:val="clear" w:color="auto" w:fill="E8F0FE"/>
           </w:tcPr>
           <w:p>
-            <w:r/>
+            <w:r>
+              <w:t>105 min</w:t>
+            </w:r>
             <w:r>
               <w:rPr>
                 <w:rFonts w:ascii="Arial" w:hAnsi="Arial"/>
                 <w:b w:val="0"/>
                 <w:sz w:val="19"/>
               </w:rPr>
-              <w:t>30 min</w:t>
             </w:r>
           </w:p>
         </w:tc>
@@ -2035,14 +2167,15 @@
             <w:shd w:val="clear" w:color="auto" w:fill="E8F0FE"/>
           </w:tcPr>
           <w:p>
-            <w:r/>
+            <w:r>
+              <w:t>Hands-on case studies: Activity 10: DBS Bank — Scaling Innovation Across 25,000 People; Activity 11: Boeing 737 MAX — Systems Thinking and the Cost of Local Optimisation; Activity 12: Innovation Metrics — Designing KPIs That Change a Decision</w:t>
+            </w:r>
             <w:r>
               <w:rPr>
                 <w:rFonts w:ascii="Arial" w:hAnsi="Arial"/>
                 <w:b/>
                 <w:sz w:val="19"/>
               </w:rPr>
-              <w:t>TOPIC 04 — AI for Reporting, Retrospectives and Improvement: generating status reports and dashboards; analysing velocity and metrics with AI; running AI-assisted retrospectives; driving continuous improvement (concepts + live demo)</w:t>
             </w:r>
           </w:p>
         </w:tc>
@@ -2053,14 +2186,15 @@
             <w:tcW w:type="dxa" w:w="1656"/>
           </w:tcPr>
           <w:p>
-            <w:r/>
+            <w:r>
+              <w:t>17:15–17:30</w:t>
+            </w:r>
             <w:r>
               <w:rPr>
                 <w:rFonts w:ascii="Arial" w:hAnsi="Arial"/>
                 <w:b w:val="0"/>
                 <w:sz w:val="19"/>
               </w:rPr>
-              <w:t>14:30–16:15</w:t>
             </w:r>
           </w:p>
         </w:tc>
@@ -2069,14 +2203,15 @@
             <w:tcW w:type="dxa" w:w="1296"/>
           </w:tcPr>
           <w:p>
-            <w:r/>
+            <w:r>
+              <w:t>15 min</w:t>
+            </w:r>
             <w:r>
               <w:rPr>
                 <w:rFonts w:ascii="Arial" w:hAnsi="Arial"/>
                 <w:b w:val="0"/>
                 <w:sz w:val="19"/>
               </w:rPr>
-              <w:t>105 min</w:t>
             </w:r>
           </w:p>
         </w:tc>
@@ -2085,170 +2220,15 @@
             <w:tcW w:type="dxa" w:w="6840"/>
           </w:tcPr>
           <w:p>
-            <w:r/>
+            <w:r>
+              <w:t>Course revision, Q&amp;A and close</w:t>
+            </w:r>
             <w:r>
               <w:rPr>
                 <w:rFonts w:ascii="Arial" w:hAnsi="Arial"/>
                 <w:b w:val="0"/>
                 <w:sz w:val="19"/>
               </w:rPr>
-              <w:t>Hands-on: Lab 10: Generate Status Reports and a Delivery Dashboard; Lab 11: Analyse Velocity and Metrics with AI</w:t>
-            </w:r>
-          </w:p>
-        </w:tc>
-      </w:tr>
-      <w:tr>
-        <w:tc>
-          <w:tcPr>
-            <w:tcW w:type="dxa" w:w="1656"/>
-            <w:shd w:val="clear" w:color="auto" w:fill="FFF4E5"/>
-          </w:tcPr>
-          <w:p>
-            <w:r/>
-            <w:r>
-              <w:rPr>
-                <w:rFonts w:ascii="Arial" w:hAnsi="Arial"/>
-                <w:b w:val="0"/>
-                <w:sz w:val="19"/>
-              </w:rPr>
-              <w:t>16:15–16:30</w:t>
-            </w:r>
-          </w:p>
-        </w:tc>
-        <w:tc>
-          <w:tcPr>
-            <w:tcW w:type="dxa" w:w="1296"/>
-            <w:shd w:val="clear" w:color="auto" w:fill="FFF4E5"/>
-          </w:tcPr>
-          <w:p>
-            <w:r/>
-            <w:r>
-              <w:rPr>
-                <w:rFonts w:ascii="Arial" w:hAnsi="Arial"/>
-                <w:b w:val="0"/>
-                <w:sz w:val="19"/>
-              </w:rPr>
-              <w:t>15 min</w:t>
-            </w:r>
-          </w:p>
-        </w:tc>
-        <w:tc>
-          <w:tcPr>
-            <w:tcW w:type="dxa" w:w="6840"/>
-            <w:shd w:val="clear" w:color="auto" w:fill="FFF4E5"/>
-          </w:tcPr>
-          <w:p>
-            <w:r/>
-            <w:r>
-              <w:rPr>
-                <w:rFonts w:ascii="Arial" w:hAnsi="Arial"/>
-                <w:b w:val="0"/>
-                <w:sz w:val="19"/>
-              </w:rPr>
-              <w:t>Tea break</w:t>
-            </w:r>
-          </w:p>
-        </w:tc>
-      </w:tr>
-      <w:tr>
-        <w:tc>
-          <w:tcPr>
-            <w:tcW w:type="dxa" w:w="1656"/>
-          </w:tcPr>
-          <w:p>
-            <w:r/>
-            <w:r>
-              <w:rPr>
-                <w:rFonts w:ascii="Arial" w:hAnsi="Arial"/>
-                <w:b w:val="0"/>
-                <w:sz w:val="19"/>
-              </w:rPr>
-              <w:t>16:30–17:50</w:t>
-            </w:r>
-          </w:p>
-        </w:tc>
-        <w:tc>
-          <w:tcPr>
-            <w:tcW w:type="dxa" w:w="1296"/>
-          </w:tcPr>
-          <w:p>
-            <w:r/>
-            <w:r>
-              <w:rPr>
-                <w:rFonts w:ascii="Arial" w:hAnsi="Arial"/>
-                <w:b w:val="0"/>
-                <w:sz w:val="19"/>
-              </w:rPr>
-              <w:t>80 min</w:t>
-            </w:r>
-          </w:p>
-        </w:tc>
-        <w:tc>
-          <w:tcPr>
-            <w:tcW w:type="dxa" w:w="6840"/>
-          </w:tcPr>
-          <w:p>
-            <w:r/>
-            <w:r>
-              <w:rPr>
-                <w:rFonts w:ascii="Arial" w:hAnsi="Arial"/>
-                <w:b w:val="0"/>
-                <w:sz w:val="19"/>
-              </w:rPr>
-              <w:t>Hands-on: Lab 12: Run an AI-Assisted Retrospective and Plan Continuous Improvement</w:t>
-            </w:r>
-          </w:p>
-        </w:tc>
-      </w:tr>
-      <w:tr>
-        <w:tc>
-          <w:tcPr>
-            <w:tcW w:type="dxa" w:w="1656"/>
-            <w:shd w:val="clear" w:color="auto" w:fill="F3F5F8"/>
-          </w:tcPr>
-          <w:p>
-            <w:r/>
-            <w:r>
-              <w:rPr>
-                <w:rFonts w:ascii="Arial" w:hAnsi="Arial"/>
-                <w:b w:val="0"/>
-                <w:sz w:val="19"/>
-              </w:rPr>
-              <w:t>17:50–18:00</w:t>
-            </w:r>
-          </w:p>
-        </w:tc>
-        <w:tc>
-          <w:tcPr>
-            <w:tcW w:type="dxa" w:w="1296"/>
-            <w:shd w:val="clear" w:color="auto" w:fill="F3F5F8"/>
-          </w:tcPr>
-          <w:p>
-            <w:r/>
-            <w:r>
-              <w:rPr>
-                <w:rFonts w:ascii="Arial" w:hAnsi="Arial"/>
-                <w:b w:val="0"/>
-                <w:sz w:val="19"/>
-              </w:rPr>
-              <w:t>10 min</w:t>
-            </w:r>
-          </w:p>
-        </w:tc>
-        <w:tc>
-          <w:tcPr>
-            <w:tcW w:type="dxa" w:w="6840"/>
-            <w:shd w:val="clear" w:color="auto" w:fill="F3F5F8"/>
-          </w:tcPr>
-          <w:p>
-            <w:r/>
-            <w:r>
-              <w:rPr>
-                <w:rFonts w:ascii="Arial" w:hAnsi="Arial"/>
-                <w:b w:val="0"/>
-                <w:sz w:val="19"/>
-              </w:rPr>
-              <w:t>Course wrap-up: the end-to-end Tempo 2.0 Agile AI Playbook, responsible-AI recap, and next steps</w:t>
             </w:r>
           </w:p>
         </w:tc>
@@ -2261,15 +2241,16 @@
           <w:color w:val="555B66"/>
           <w:sz w:val="19"/>
         </w:rPr>
-        <w:t>Total scheduled time: 480 minutes (8 hours) excluding lunch — of which 450 minutes (7.5 hours) are instructional, plus 30 minutes of tea breaks.</w:t>
+        <w:t>Total instructional time: 450 minutes (7.5 hours).</w:t>
       </w:r>
     </w:p>
+    <w:p/>
     <w:p>
       <w:pPr>
         <w:pStyle w:val="Heading1"/>
       </w:pPr>
       <w:r>
-        <w:t>Lab Reference (aligned to course topics)</w:t>
+        <w:t>Activity Reference (aligned to topics and learning outcomes)</w:t>
       </w:r>
     </w:p>
     <w:tbl>
@@ -2279,14 +2260,15 @@
         <w:tblLook w:firstColumn="1" w:firstRow="1" w:lastColumn="0" w:lastRow="0" w:noHBand="0" w:noVBand="1" w:val="04A0"/>
       </w:tblPr>
       <w:tblGrid>
-        <w:gridCol w:w="2880"/>
-        <w:gridCol w:w="2880"/>
-        <w:gridCol w:w="2880"/>
+        <w:gridCol w:w="2160"/>
+        <w:gridCol w:w="2160"/>
+        <w:gridCol w:w="2160"/>
+        <w:gridCol w:w="2160"/>
       </w:tblGrid>
       <w:tr>
         <w:tc>
           <w:tcPr>
-            <w:tcW w:type="dxa" w:w="2880"/>
+            <w:tcW w:type="dxa" w:w="4320"/>
             <w:shd w:val="clear" w:color="auto" w:fill="1F6FEB"/>
           </w:tcPr>
           <w:p>
@@ -2304,7 +2286,7 @@
         </w:tc>
         <w:tc>
           <w:tcPr>
-            <w:tcW w:type="dxa" w:w="2880"/>
+            <w:tcW w:type="dxa" w:w="1152"/>
             <w:shd w:val="clear" w:color="auto" w:fill="1F6FEB"/>
           </w:tcPr>
           <w:p>
@@ -2316,13 +2298,13 @@
                 <w:color w:val="FFFFFF"/>
                 <w:sz w:val="20"/>
               </w:rPr>
-              <w:t>Coverage</w:t>
+              <w:t>Weighting</w:t>
             </w:r>
           </w:p>
         </w:tc>
         <w:tc>
           <w:tcPr>
-            <w:tcW w:type="dxa" w:w="2880"/>
+            <w:tcW w:type="dxa" w:w="2736"/>
             <w:shd w:val="clear" w:color="auto" w:fill="1F6FEB"/>
           </w:tcPr>
           <w:p>
@@ -2334,7 +2316,25 @@
                 <w:color w:val="FFFFFF"/>
                 <w:sz w:val="20"/>
               </w:rPr>
-              <w:t>Labs</w:t>
+              <w:t>Activities</w:t>
+            </w:r>
+          </w:p>
+        </w:tc>
+        <w:tc>
+          <w:tcPr>
+            <w:tcW w:type="dxa" w:w="2016"/>
+            <w:shd w:val="clear" w:color="auto" w:fill="1F6FEB"/>
+          </w:tcPr>
+          <w:p>
+            <w:r/>
+            <w:r>
+              <w:rPr>
+                <w:rFonts w:ascii="Arial" w:hAnsi="Arial"/>
+                <w:b/>
+                <w:color w:val="FFFFFF"/>
+                <w:sz w:val="20"/>
+              </w:rPr>
+              <w:t>Ed-tool</w:t>
             </w:r>
           </w:p>
         </w:tc>
@@ -2342,7 +2342,7 @@
       <w:tr>
         <w:tc>
           <w:tcPr>
-            <w:tcW w:type="dxa" w:w="2880"/>
+            <w:tcW w:type="dxa" w:w="4320"/>
             <w:shd w:val="clear" w:color="auto" w:fill="E8F0FE"/>
           </w:tcPr>
           <w:p>
@@ -2353,13 +2353,13 @@
                 <w:b/>
                 <w:sz w:val="19"/>
               </w:rPr>
-              <w:t>Topic 01: Getting Started with Generative AI for Agile</w:t>
+              <w:t>Topic 01: Foundations of Design Thinking, Agile, and Generative AI for Problem-Solving</w:t>
             </w:r>
           </w:p>
         </w:tc>
         <w:tc>
           <w:tcPr>
-            <w:tcW w:type="dxa" w:w="2880"/>
+            <w:tcW w:type="dxa" w:w="1152"/>
             <w:shd w:val="clear" w:color="auto" w:fill="E8F0FE"/>
           </w:tcPr>
           <w:p>
@@ -2376,7 +2376,7 @@
         </w:tc>
         <w:tc>
           <w:tcPr>
-            <w:tcW w:type="dxa" w:w="2880"/>
+            <w:tcW w:type="dxa" w:w="2736"/>
           </w:tcPr>
           <w:p>
             <w:r/>
@@ -2386,7 +2386,23 @@
                 <w:b w:val="0"/>
                 <w:sz w:val="19"/>
               </w:rPr>
-              <w:t>Lab 1, Lab 2, Lab 3</w:t>
+              <w:t>Activity 1, Activity 2, Activity 3</w:t>
+            </w:r>
+          </w:p>
+        </w:tc>
+        <w:tc>
+          <w:tcPr>
+            <w:tcW w:type="dxa" w:w="2016"/>
+          </w:tcPr>
+          <w:p>
+            <w:r/>
+            <w:r>
+              <w:rPr>
+                <w:rFonts w:ascii="Arial" w:hAnsi="Arial"/>
+                <w:b w:val="0"/>
+                <w:sz w:val="19"/>
+              </w:rPr>
+              <w:t>Padlet</w:t>
             </w:r>
           </w:p>
         </w:tc>
@@ -2394,7 +2410,7 @@
       <w:tr>
         <w:tc>
           <w:tcPr>
-            <w:tcW w:type="dxa" w:w="2880"/>
+            <w:tcW w:type="dxa" w:w="4320"/>
             <w:shd w:val="clear" w:color="auto" w:fill="E8F0FE"/>
           </w:tcPr>
           <w:p>
@@ -2405,13 +2421,13 @@
                 <w:b/>
                 <w:sz w:val="19"/>
               </w:rPr>
-              <w:t>Topic 02: AI for Backlogs, User Stories and Planning</w:t>
+              <w:t>Topic 02: Problem Framing and Ideation: Leveraging Design Thinking and Generative AI</w:t>
             </w:r>
           </w:p>
         </w:tc>
         <w:tc>
           <w:tcPr>
-            <w:tcW w:type="dxa" w:w="2880"/>
+            <w:tcW w:type="dxa" w:w="1152"/>
             <w:shd w:val="clear" w:color="auto" w:fill="E8F0FE"/>
           </w:tcPr>
           <w:p>
@@ -2428,7 +2444,7 @@
         </w:tc>
         <w:tc>
           <w:tcPr>
-            <w:tcW w:type="dxa" w:w="2880"/>
+            <w:tcW w:type="dxa" w:w="2736"/>
           </w:tcPr>
           <w:p>
             <w:r/>
@@ -2438,7 +2454,23 @@
                 <w:b w:val="0"/>
                 <w:sz w:val="19"/>
               </w:rPr>
-              <w:t>Lab 4, Lab 5, Lab 6</w:t>
+              <w:t>Activity 4, Activity 5, Activity 6</w:t>
+            </w:r>
+          </w:p>
+        </w:tc>
+        <w:tc>
+          <w:tcPr>
+            <w:tcW w:type="dxa" w:w="2016"/>
+          </w:tcPr>
+          <w:p>
+            <w:r/>
+            <w:r>
+              <w:rPr>
+                <w:rFonts w:ascii="Arial" w:hAnsi="Arial"/>
+                <w:b w:val="0"/>
+                <w:sz w:val="19"/>
+              </w:rPr>
+              <w:t>Design Thinking Studio</w:t>
             </w:r>
           </w:p>
         </w:tc>
@@ -2446,7 +2478,7 @@
       <w:tr>
         <w:tc>
           <w:tcPr>
-            <w:tcW w:type="dxa" w:w="2880"/>
+            <w:tcW w:type="dxa" w:w="4320"/>
             <w:shd w:val="clear" w:color="auto" w:fill="E8F0FE"/>
           </w:tcPr>
           <w:p>
@@ -2457,13 +2489,13 @@
                 <w:b/>
                 <w:sz w:val="19"/>
               </w:rPr>
-              <w:t>Topic 03: AI for Sprints, Standups and Delivery</w:t>
+              <w:t>Topic 03: Agile Development and AI for Rapid Solution Delivery</w:t>
             </w:r>
           </w:p>
         </w:tc>
         <w:tc>
           <w:tcPr>
-            <w:tcW w:type="dxa" w:w="2880"/>
+            <w:tcW w:type="dxa" w:w="1152"/>
             <w:shd w:val="clear" w:color="auto" w:fill="E8F0FE"/>
           </w:tcPr>
           <w:p>
@@ -2480,7 +2512,7 @@
         </w:tc>
         <w:tc>
           <w:tcPr>
-            <w:tcW w:type="dxa" w:w="2880"/>
+            <w:tcW w:type="dxa" w:w="2736"/>
           </w:tcPr>
           <w:p>
             <w:r/>
@@ -2490,7 +2522,23 @@
                 <w:b w:val="0"/>
                 <w:sz w:val="19"/>
               </w:rPr>
-              <w:t>Lab 7, Lab 8, Lab 9</w:t>
+              <w:t>Activity 7, Activity 8, Activity 9</w:t>
+            </w:r>
+          </w:p>
+        </w:tc>
+        <w:tc>
+          <w:tcPr>
+            <w:tcW w:type="dxa" w:w="2016"/>
+          </w:tcPr>
+          <w:p>
+            <w:r/>
+            <w:r>
+              <w:rPr>
+                <w:rFonts w:ascii="Arial" w:hAnsi="Arial"/>
+                <w:b w:val="0"/>
+                <w:sz w:val="19"/>
+              </w:rPr>
+              <w:t>Design Thinking Studio / Padlet</w:t>
             </w:r>
           </w:p>
         </w:tc>
@@ -2498,7 +2546,7 @@
       <w:tr>
         <w:tc>
           <w:tcPr>
-            <w:tcW w:type="dxa" w:w="2880"/>
+            <w:tcW w:type="dxa" w:w="4320"/>
             <w:shd w:val="clear" w:color="auto" w:fill="E8F0FE"/>
           </w:tcPr>
           <w:p>
@@ -2509,13 +2557,13 @@
                 <w:b/>
                 <w:sz w:val="19"/>
               </w:rPr>
-              <w:t>Topic 04: AI for Reporting, Retrospectives and Improvement</w:t>
+              <w:t>Topic 04: Scaling and Sustaining Innovations with Agile Design Thinking and Generative AI</w:t>
             </w:r>
           </w:p>
         </w:tc>
         <w:tc>
           <w:tcPr>
-            <w:tcW w:type="dxa" w:w="2880"/>
+            <w:tcW w:type="dxa" w:w="1152"/>
             <w:shd w:val="clear" w:color="auto" w:fill="E8F0FE"/>
           </w:tcPr>
           <w:p>
@@ -2532,7 +2580,7 @@
         </w:tc>
         <w:tc>
           <w:tcPr>
-            <w:tcW w:type="dxa" w:w="2880"/>
+            <w:tcW w:type="dxa" w:w="2736"/>
           </w:tcPr>
           <w:p>
             <w:r/>
@@ -2542,7 +2590,922 @@
                 <w:b w:val="0"/>
                 <w:sz w:val="19"/>
               </w:rPr>
-              <w:t>Lab 10, Lab 11, Lab 12</w:t>
+              <w:t>Activity 10, Activity 11, Activity 12</w:t>
+            </w:r>
+          </w:p>
+        </w:tc>
+        <w:tc>
+          <w:tcPr>
+            <w:tcW w:type="dxa" w:w="2016"/>
+          </w:tcPr>
+          <w:p>
+            <w:r/>
+            <w:r>
+              <w:rPr>
+                <w:rFonts w:ascii="Arial" w:hAnsi="Arial"/>
+                <w:b w:val="0"/>
+                <w:sz w:val="19"/>
+              </w:rPr>
+              <w:t>Design Thinking Studio / Padlet</w:t>
+            </w:r>
+          </w:p>
+        </w:tc>
+      </w:tr>
+    </w:tbl>
+    <w:p>
+      <w:pPr>
+        <w:pStyle w:val="Heading1"/>
+      </w:pPr>
+      <w:r>
+        <w:t>Detailed Activity Schedule</w:t>
+      </w:r>
+    </w:p>
+    <w:tbl>
+      <w:tblPr>
+        <w:tblStyle w:val="TableGrid"/>
+        <w:tblW w:type="auto" w:w="0"/>
+        <w:tblLook w:firstColumn="1" w:firstRow="1" w:lastColumn="0" w:lastRow="0" w:noHBand="0" w:noVBand="1" w:val="04A0"/>
+      </w:tblPr>
+      <w:tblGrid>
+        <w:gridCol w:w="2160"/>
+        <w:gridCol w:w="2160"/>
+        <w:gridCol w:w="2160"/>
+        <w:gridCol w:w="2160"/>
+      </w:tblGrid>
+      <w:tr>
+        <w:tc>
+          <w:tcPr>
+            <w:tcW w:type="dxa" w:w="576"/>
+            <w:shd w:val="clear" w:color="auto" w:fill="1F6FEB"/>
+          </w:tcPr>
+          <w:p>
+            <w:r/>
+            <w:r>
+              <w:rPr>
+                <w:rFonts w:ascii="Arial" w:hAnsi="Arial"/>
+                <w:b/>
+                <w:color w:val="FFFFFF"/>
+                <w:sz w:val="20"/>
+              </w:rPr>
+              <w:t>#</w:t>
+            </w:r>
+          </w:p>
+        </w:tc>
+        <w:tc>
+          <w:tcPr>
+            <w:tcW w:type="dxa" w:w="4176"/>
+            <w:shd w:val="clear" w:color="auto" w:fill="1F6FEB"/>
+          </w:tcPr>
+          <w:p>
+            <w:r/>
+            <w:r>
+              <w:rPr>
+                <w:rFonts w:ascii="Arial" w:hAnsi="Arial"/>
+                <w:b/>
+                <w:color w:val="FFFFFF"/>
+                <w:sz w:val="20"/>
+              </w:rPr>
+              <w:t>Activity</w:t>
+            </w:r>
+          </w:p>
+        </w:tc>
+        <w:tc>
+          <w:tcPr>
+            <w:tcW w:type="dxa" w:w="1152"/>
+            <w:shd w:val="clear" w:color="auto" w:fill="1F6FEB"/>
+          </w:tcPr>
+          <w:p>
+            <w:r/>
+            <w:r>
+              <w:rPr>
+                <w:rFonts w:ascii="Arial" w:hAnsi="Arial"/>
+                <w:b/>
+                <w:color w:val="FFFFFF"/>
+                <w:sz w:val="20"/>
+              </w:rPr>
+              <w:t>Duration</w:t>
+            </w:r>
+          </w:p>
+        </w:tc>
+        <w:tc>
+          <w:tcPr>
+            <w:tcW w:type="dxa" w:w="4320"/>
+            <w:shd w:val="clear" w:color="auto" w:fill="1F6FEB"/>
+          </w:tcPr>
+          <w:p>
+            <w:r/>
+            <w:r>
+              <w:rPr>
+                <w:rFonts w:ascii="Arial" w:hAnsi="Arial"/>
+                <w:b/>
+                <w:color w:val="FFFFFF"/>
+                <w:sz w:val="20"/>
+              </w:rPr>
+              <w:t>Real-world case</w:t>
+            </w:r>
+          </w:p>
+        </w:tc>
+      </w:tr>
+      <w:tr>
+        <w:tc>
+          <w:tcPr>
+            <w:tcW w:type="dxa" w:w="576"/>
+            <w:shd w:val="clear" w:color="auto" w:fill="E8F0FE"/>
+          </w:tcPr>
+          <w:p>
+            <w:r/>
+            <w:r>
+              <w:rPr>
+                <w:rFonts w:ascii="Arial" w:hAnsi="Arial"/>
+                <w:b/>
+                <w:sz w:val="19"/>
+              </w:rPr>
+              <w:t>1</w:t>
+            </w:r>
+          </w:p>
+        </w:tc>
+        <w:tc>
+          <w:tcPr>
+            <w:tcW w:type="dxa" w:w="4176"/>
+          </w:tcPr>
+          <w:p>
+            <w:r/>
+            <w:r>
+              <w:rPr>
+                <w:rFonts w:ascii="Arial" w:hAnsi="Arial"/>
+                <w:b w:val="0"/>
+                <w:sz w:val="19"/>
+              </w:rPr>
+              <w:t>Airbnb — Diagnosing Why a Method Alone Does Not Save a Business</w:t>
+            </w:r>
+          </w:p>
+        </w:tc>
+        <w:tc>
+          <w:tcPr>
+            <w:tcW w:type="dxa" w:w="1152"/>
+          </w:tcPr>
+          <w:p>
+            <w:r/>
+            <w:r>
+              <w:rPr>
+                <w:rFonts w:ascii="Arial" w:hAnsi="Arial"/>
+                <w:b w:val="0"/>
+                <w:sz w:val="19"/>
+              </w:rPr>
+              <w:t>45 min</w:t>
+            </w:r>
+          </w:p>
+        </w:tc>
+        <w:tc>
+          <w:tcPr>
+            <w:tcW w:type="dxa" w:w="4320"/>
+          </w:tcPr>
+          <w:p>
+            <w:r/>
+            <w:r>
+              <w:rPr>
+                <w:rFonts w:ascii="Arial" w:hAnsi="Arial"/>
+                <w:b w:val="0"/>
+                <w:sz w:val="18"/>
+              </w:rPr>
+              <w:t>Airbnb, 2009…</w:t>
+            </w:r>
+          </w:p>
+        </w:tc>
+      </w:tr>
+      <w:tr>
+        <w:tc>
+          <w:tcPr>
+            <w:tcW w:type="dxa" w:w="576"/>
+            <w:shd w:val="clear" w:color="auto" w:fill="E8F0FE"/>
+          </w:tcPr>
+          <w:p>
+            <w:r/>
+            <w:r>
+              <w:rPr>
+                <w:rFonts w:ascii="Arial" w:hAnsi="Arial"/>
+                <w:b/>
+                <w:sz w:val="19"/>
+              </w:rPr>
+              <w:t>2</w:t>
+            </w:r>
+          </w:p>
+        </w:tc>
+        <w:tc>
+          <w:tcPr>
+            <w:tcW w:type="dxa" w:w="4176"/>
+          </w:tcPr>
+          <w:p>
+            <w:r/>
+            <w:r>
+              <w:rPr>
+                <w:rFonts w:ascii="Arial" w:hAnsi="Arial"/>
+                <w:b w:val="0"/>
+                <w:sz w:val="19"/>
+              </w:rPr>
+              <w:t>Netflix vs Blockbuster — Innovation as an Operating System</w:t>
+            </w:r>
+          </w:p>
+        </w:tc>
+        <w:tc>
+          <w:tcPr>
+            <w:tcW w:type="dxa" w:w="1152"/>
+          </w:tcPr>
+          <w:p>
+            <w:r/>
+            <w:r>
+              <w:rPr>
+                <w:rFonts w:ascii="Arial" w:hAnsi="Arial"/>
+                <w:b w:val="0"/>
+                <w:sz w:val="19"/>
+              </w:rPr>
+              <w:t>45 min</w:t>
+            </w:r>
+          </w:p>
+        </w:tc>
+        <w:tc>
+          <w:tcPr>
+            <w:tcW w:type="dxa" w:w="4320"/>
+          </w:tcPr>
+          <w:p>
+            <w:r/>
+            <w:r>
+              <w:rPr>
+                <w:rFonts w:ascii="Arial" w:hAnsi="Arial"/>
+                <w:b w:val="0"/>
+                <w:sz w:val="18"/>
+              </w:rPr>
+              <w:t>In 2000 Reed Hastings offered to sell Netflix to Blockbuster for $50 million…</w:t>
+            </w:r>
+          </w:p>
+        </w:tc>
+      </w:tr>
+      <w:tr>
+        <w:tc>
+          <w:tcPr>
+            <w:tcW w:type="dxa" w:w="576"/>
+            <w:shd w:val="clear" w:color="auto" w:fill="E8F0FE"/>
+          </w:tcPr>
+          <w:p>
+            <w:r/>
+            <w:r>
+              <w:rPr>
+                <w:rFonts w:ascii="Arial" w:hAnsi="Arial"/>
+                <w:b/>
+                <w:sz w:val="19"/>
+              </w:rPr>
+              <w:t>3</w:t>
+            </w:r>
+          </w:p>
+        </w:tc>
+        <w:tc>
+          <w:tcPr>
+            <w:tcW w:type="dxa" w:w="4176"/>
+          </w:tcPr>
+          <w:p>
+            <w:r/>
+            <w:r>
+              <w:rPr>
+                <w:rFonts w:ascii="Arial" w:hAnsi="Arial"/>
+                <w:b w:val="0"/>
+                <w:sz w:val="19"/>
+              </w:rPr>
+              <w:t>Positioning GenAI in the Innovation Loop — Where It Helps and Where It Lies</w:t>
+            </w:r>
+          </w:p>
+        </w:tc>
+        <w:tc>
+          <w:tcPr>
+            <w:tcW w:type="dxa" w:w="1152"/>
+          </w:tcPr>
+          <w:p>
+            <w:r/>
+            <w:r>
+              <w:rPr>
+                <w:rFonts w:ascii="Arial" w:hAnsi="Arial"/>
+                <w:b w:val="0"/>
+                <w:sz w:val="19"/>
+              </w:rPr>
+              <w:t>40 min</w:t>
+            </w:r>
+          </w:p>
+        </w:tc>
+        <w:tc>
+          <w:tcPr>
+            <w:tcW w:type="dxa" w:w="4320"/>
+          </w:tcPr>
+          <w:p>
+            <w:r/>
+            <w:r>
+              <w:rPr>
+                <w:rFonts w:ascii="Arial" w:hAnsi="Arial"/>
+                <w:b w:val="0"/>
+                <w:sz w:val="18"/>
+              </w:rPr>
+              <w:t>A Singapore bank's innovation team used a large language model to generate customer person…</w:t>
+            </w:r>
+          </w:p>
+        </w:tc>
+      </w:tr>
+      <w:tr>
+        <w:tc>
+          <w:tcPr>
+            <w:tcW w:type="dxa" w:w="576"/>
+            <w:shd w:val="clear" w:color="auto" w:fill="E8F0FE"/>
+          </w:tcPr>
+          <w:p>
+            <w:r/>
+            <w:r>
+              <w:rPr>
+                <w:rFonts w:ascii="Arial" w:hAnsi="Arial"/>
+                <w:b/>
+                <w:sz w:val="19"/>
+              </w:rPr>
+              <w:t>4</w:t>
+            </w:r>
+          </w:p>
+        </w:tc>
+        <w:tc>
+          <w:tcPr>
+            <w:tcW w:type="dxa" w:w="4176"/>
+          </w:tcPr>
+          <w:p>
+            <w:r/>
+            <w:r>
+              <w:rPr>
+                <w:rFonts w:ascii="Arial" w:hAnsi="Arial"/>
+                <w:b w:val="0"/>
+                <w:sz w:val="19"/>
+              </w:rPr>
+              <w:t>GE Adventure Series — Reframing the Problem Instead of Fixing the Machine</w:t>
+            </w:r>
+          </w:p>
+        </w:tc>
+        <w:tc>
+          <w:tcPr>
+            <w:tcW w:type="dxa" w:w="1152"/>
+          </w:tcPr>
+          <w:p>
+            <w:r/>
+            <w:r>
+              <w:rPr>
+                <w:rFonts w:ascii="Arial" w:hAnsi="Arial"/>
+                <w:b w:val="0"/>
+                <w:sz w:val="19"/>
+              </w:rPr>
+              <w:t>50 min</w:t>
+            </w:r>
+          </w:p>
+        </w:tc>
+        <w:tc>
+          <w:tcPr>
+            <w:tcW w:type="dxa" w:w="4320"/>
+          </w:tcPr>
+          <w:p>
+            <w:r/>
+            <w:r>
+              <w:rPr>
+                <w:rFonts w:ascii="Arial" w:hAnsi="Arial"/>
+                <w:b w:val="0"/>
+                <w:sz w:val="18"/>
+              </w:rPr>
+              <w:t>GE Healthcare's MRI scanners were technically excellent, but designer Doug Dietz watched a…</w:t>
+            </w:r>
+          </w:p>
+        </w:tc>
+      </w:tr>
+      <w:tr>
+        <w:tc>
+          <w:tcPr>
+            <w:tcW w:type="dxa" w:w="576"/>
+            <w:shd w:val="clear" w:color="auto" w:fill="E8F0FE"/>
+          </w:tcPr>
+          <w:p>
+            <w:r/>
+            <w:r>
+              <w:rPr>
+                <w:rFonts w:ascii="Arial" w:hAnsi="Arial"/>
+                <w:b/>
+                <w:sz w:val="19"/>
+              </w:rPr>
+              <w:t>5</w:t>
+            </w:r>
+          </w:p>
+        </w:tc>
+        <w:tc>
+          <w:tcPr>
+            <w:tcW w:type="dxa" w:w="4176"/>
+          </w:tcPr>
+          <w:p>
+            <w:r/>
+            <w:r>
+              <w:rPr>
+                <w:rFonts w:ascii="Arial" w:hAnsi="Arial"/>
+                <w:b w:val="0"/>
+                <w:sz w:val="19"/>
+              </w:rPr>
+              <w:t>IDEO Shopping Cart — Volume, Then Judgement</w:t>
+            </w:r>
+          </w:p>
+        </w:tc>
+        <w:tc>
+          <w:tcPr>
+            <w:tcW w:type="dxa" w:w="1152"/>
+          </w:tcPr>
+          <w:p>
+            <w:r/>
+            <w:r>
+              <w:rPr>
+                <w:rFonts w:ascii="Arial" w:hAnsi="Arial"/>
+                <w:b w:val="0"/>
+                <w:sz w:val="19"/>
+              </w:rPr>
+              <w:t>50 min</w:t>
+            </w:r>
+          </w:p>
+        </w:tc>
+        <w:tc>
+          <w:tcPr>
+            <w:tcW w:type="dxa" w:w="4320"/>
+          </w:tcPr>
+          <w:p>
+            <w:r/>
+            <w:r>
+              <w:rPr>
+                <w:rFonts w:ascii="Arial" w:hAnsi="Arial"/>
+                <w:b w:val="0"/>
+                <w:sz w:val="18"/>
+              </w:rPr>
+              <w:t>In 1999, ABC's Nightline gave the design firm IDEO five days to redesign the supermarket s…</w:t>
+            </w:r>
+          </w:p>
+        </w:tc>
+      </w:tr>
+      <w:tr>
+        <w:tc>
+          <w:tcPr>
+            <w:tcW w:type="dxa" w:w="576"/>
+            <w:shd w:val="clear" w:color="auto" w:fill="E8F0FE"/>
+          </w:tcPr>
+          <w:p>
+            <w:r/>
+            <w:r>
+              <w:rPr>
+                <w:rFonts w:ascii="Arial" w:hAnsi="Arial"/>
+                <w:b/>
+                <w:sz w:val="19"/>
+              </w:rPr>
+              <w:t>6</w:t>
+            </w:r>
+          </w:p>
+        </w:tc>
+        <w:tc>
+          <w:tcPr>
+            <w:tcW w:type="dxa" w:w="4176"/>
+          </w:tcPr>
+          <w:p>
+            <w:r/>
+            <w:r>
+              <w:rPr>
+                <w:rFonts w:ascii="Arial" w:hAnsi="Arial"/>
+                <w:b w:val="0"/>
+                <w:sz w:val="19"/>
+              </w:rPr>
+              <w:t>Rapid Prototyping with AI — From Concept to Testable Artefact in One Hour</w:t>
+            </w:r>
+          </w:p>
+        </w:tc>
+        <w:tc>
+          <w:tcPr>
+            <w:tcW w:type="dxa" w:w="1152"/>
+          </w:tcPr>
+          <w:p>
+            <w:r/>
+            <w:r>
+              <w:rPr>
+                <w:rFonts w:ascii="Arial" w:hAnsi="Arial"/>
+                <w:b w:val="0"/>
+                <w:sz w:val="19"/>
+              </w:rPr>
+              <w:t>50 min</w:t>
+            </w:r>
+          </w:p>
+        </w:tc>
+        <w:tc>
+          <w:tcPr>
+            <w:tcW w:type="dxa" w:w="4320"/>
+          </w:tcPr>
+          <w:p>
+            <w:r/>
+            <w:r>
+              <w:rPr>
+                <w:rFonts w:ascii="Arial" w:hAnsi="Arial"/>
+                <w:b w:val="0"/>
+                <w:sz w:val="18"/>
+              </w:rPr>
+              <w:t>A Singapore hospital team needed to test whether a self-service kiosk would cut queue time…</w:t>
+            </w:r>
+          </w:p>
+        </w:tc>
+      </w:tr>
+      <w:tr>
+        <w:tc>
+          <w:tcPr>
+            <w:tcW w:type="dxa" w:w="576"/>
+            <w:shd w:val="clear" w:color="auto" w:fill="E8F0FE"/>
+          </w:tcPr>
+          <w:p>
+            <w:r/>
+            <w:r>
+              <w:rPr>
+                <w:rFonts w:ascii="Arial" w:hAnsi="Arial"/>
+                <w:b/>
+                <w:sz w:val="19"/>
+              </w:rPr>
+              <w:t>7</w:t>
+            </w:r>
+          </w:p>
+        </w:tc>
+        <w:tc>
+          <w:tcPr>
+            <w:tcW w:type="dxa" w:w="4176"/>
+          </w:tcPr>
+          <w:p>
+            <w:r/>
+            <w:r>
+              <w:rPr>
+                <w:rFonts w:ascii="Arial" w:hAnsi="Arial"/>
+                <w:b w:val="0"/>
+                <w:sz w:val="19"/>
+              </w:rPr>
+              <w:t>Spotify — Reading a Scaling Model Honestly</w:t>
+            </w:r>
+          </w:p>
+        </w:tc>
+        <w:tc>
+          <w:tcPr>
+            <w:tcW w:type="dxa" w:w="1152"/>
+          </w:tcPr>
+          <w:p>
+            <w:r/>
+            <w:r>
+              <w:rPr>
+                <w:rFonts w:ascii="Arial" w:hAnsi="Arial"/>
+                <w:b w:val="0"/>
+                <w:sz w:val="19"/>
+              </w:rPr>
+              <w:t>45 min</w:t>
+            </w:r>
+          </w:p>
+        </w:tc>
+        <w:tc>
+          <w:tcPr>
+            <w:tcW w:type="dxa" w:w="4320"/>
+          </w:tcPr>
+          <w:p>
+            <w:r/>
+            <w:r>
+              <w:rPr>
+                <w:rFonts w:ascii="Arial" w:hAnsi="Arial"/>
+                <w:b w:val="0"/>
+                <w:sz w:val="18"/>
+              </w:rPr>
+              <w:t>In 2012 Henrik Kniberg and Anders Ivarsson published a paper describing how Spotify organi…</w:t>
+            </w:r>
+          </w:p>
+        </w:tc>
+      </w:tr>
+      <w:tr>
+        <w:tc>
+          <w:tcPr>
+            <w:tcW w:type="dxa" w:w="576"/>
+            <w:shd w:val="clear" w:color="auto" w:fill="E8F0FE"/>
+          </w:tcPr>
+          <w:p>
+            <w:r/>
+            <w:r>
+              <w:rPr>
+                <w:rFonts w:ascii="Arial" w:hAnsi="Arial"/>
+                <w:b/>
+                <w:sz w:val="19"/>
+              </w:rPr>
+              <w:t>8</w:t>
+            </w:r>
+          </w:p>
+        </w:tc>
+        <w:tc>
+          <w:tcPr>
+            <w:tcW w:type="dxa" w:w="4176"/>
+          </w:tcPr>
+          <w:p>
+            <w:r/>
+            <w:r>
+              <w:rPr>
+                <w:rFonts w:ascii="Arial" w:hAnsi="Arial"/>
+                <w:b w:val="0"/>
+                <w:sz w:val="19"/>
+              </w:rPr>
+              <w:t>From Hills to Backlog — Converting Ideas into Stories with GenAI</w:t>
+            </w:r>
+          </w:p>
+        </w:tc>
+        <w:tc>
+          <w:tcPr>
+            <w:tcW w:type="dxa" w:w="1152"/>
+          </w:tcPr>
+          <w:p>
+            <w:r/>
+            <w:r>
+              <w:rPr>
+                <w:rFonts w:ascii="Arial" w:hAnsi="Arial"/>
+                <w:b w:val="0"/>
+                <w:sz w:val="19"/>
+              </w:rPr>
+              <w:t>55 min</w:t>
+            </w:r>
+          </w:p>
+        </w:tc>
+        <w:tc>
+          <w:tcPr>
+            <w:tcW w:type="dxa" w:w="4320"/>
+          </w:tcPr>
+          <w:p>
+            <w:r/>
+            <w:r>
+              <w:rPr>
+                <w:rFonts w:ascii="Arial" w:hAnsi="Arial"/>
+                <w:b w:val="0"/>
+                <w:sz w:val="18"/>
+              </w:rPr>
+              <w:t>IBM runs a two-day Design Thinking and Agile workshop in which Day 1 produces 'Hills' — ou…</w:t>
+            </w:r>
+          </w:p>
+        </w:tc>
+      </w:tr>
+      <w:tr>
+        <w:tc>
+          <w:tcPr>
+            <w:tcW w:type="dxa" w:w="576"/>
+            <w:shd w:val="clear" w:color="auto" w:fill="E8F0FE"/>
+          </w:tcPr>
+          <w:p>
+            <w:r/>
+            <w:r>
+              <w:rPr>
+                <w:rFonts w:ascii="Arial" w:hAnsi="Arial"/>
+                <w:b/>
+                <w:sz w:val="19"/>
+              </w:rPr>
+              <w:t>9</w:t>
+            </w:r>
+          </w:p>
+        </w:tc>
+        <w:tc>
+          <w:tcPr>
+            <w:tcW w:type="dxa" w:w="4176"/>
+          </w:tcPr>
+          <w:p>
+            <w:r/>
+            <w:r>
+              <w:rPr>
+                <w:rFonts w:ascii="Arial" w:hAnsi="Arial"/>
+                <w:b w:val="0"/>
+                <w:sz w:val="19"/>
+              </w:rPr>
+              <w:t>Running Dual-Track Agile — A Sprint Simulation with AI Assistance</w:t>
+            </w:r>
+          </w:p>
+        </w:tc>
+        <w:tc>
+          <w:tcPr>
+            <w:tcW w:type="dxa" w:w="1152"/>
+          </w:tcPr>
+          <w:p>
+            <w:r/>
+            <w:r>
+              <w:rPr>
+                <w:rFonts w:ascii="Arial" w:hAnsi="Arial"/>
+                <w:b w:val="0"/>
+                <w:sz w:val="19"/>
+              </w:rPr>
+              <w:t>50 min</w:t>
+            </w:r>
+          </w:p>
+        </w:tc>
+        <w:tc>
+          <w:tcPr>
+            <w:tcW w:type="dxa" w:w="4320"/>
+          </w:tcPr>
+          <w:p>
+            <w:r/>
+            <w:r>
+              <w:rPr>
+                <w:rFonts w:ascii="Arial" w:hAnsi="Arial"/>
+                <w:b w:val="0"/>
+                <w:sz w:val="18"/>
+              </w:rPr>
+              <w:t>Marty Cagan describes the most common failure he sees in teams that believe they are agile…</w:t>
+            </w:r>
+          </w:p>
+        </w:tc>
+      </w:tr>
+      <w:tr>
+        <w:tc>
+          <w:tcPr>
+            <w:tcW w:type="dxa" w:w="576"/>
+            <w:shd w:val="clear" w:color="auto" w:fill="E8F0FE"/>
+          </w:tcPr>
+          <w:p>
+            <w:r/>
+            <w:r>
+              <w:rPr>
+                <w:rFonts w:ascii="Arial" w:hAnsi="Arial"/>
+                <w:b/>
+                <w:sz w:val="19"/>
+              </w:rPr>
+              <w:t>10</w:t>
+            </w:r>
+          </w:p>
+        </w:tc>
+        <w:tc>
+          <w:tcPr>
+            <w:tcW w:type="dxa" w:w="4176"/>
+          </w:tcPr>
+          <w:p>
+            <w:r/>
+            <w:r>
+              <w:rPr>
+                <w:rFonts w:ascii="Arial" w:hAnsi="Arial"/>
+                <w:b w:val="0"/>
+                <w:sz w:val="19"/>
+              </w:rPr>
+              <w:t>DBS Bank — Scaling Innovation Across 25,000 People</w:t>
+            </w:r>
+          </w:p>
+        </w:tc>
+        <w:tc>
+          <w:tcPr>
+            <w:tcW w:type="dxa" w:w="1152"/>
+          </w:tcPr>
+          <w:p>
+            <w:r/>
+            <w:r>
+              <w:rPr>
+                <w:rFonts w:ascii="Arial" w:hAnsi="Arial"/>
+                <w:b w:val="0"/>
+                <w:sz w:val="19"/>
+              </w:rPr>
+              <w:t>50 min</w:t>
+            </w:r>
+          </w:p>
+        </w:tc>
+        <w:tc>
+          <w:tcPr>
+            <w:tcW w:type="dxa" w:w="4320"/>
+          </w:tcPr>
+          <w:p>
+            <w:r/>
+            <w:r>
+              <w:rPr>
+                <w:rFonts w:ascii="Arial" w:hAnsi="Arial"/>
+                <w:b w:val="0"/>
+                <w:sz w:val="18"/>
+              </w:rPr>
+              <w:t>Around 2014 DBS Bank set out to 'Make Banking Joyful' and to become a technology company d…</w:t>
+            </w:r>
+          </w:p>
+        </w:tc>
+      </w:tr>
+      <w:tr>
+        <w:tc>
+          <w:tcPr>
+            <w:tcW w:type="dxa" w:w="576"/>
+            <w:shd w:val="clear" w:color="auto" w:fill="E8F0FE"/>
+          </w:tcPr>
+          <w:p>
+            <w:r/>
+            <w:r>
+              <w:rPr>
+                <w:rFonts w:ascii="Arial" w:hAnsi="Arial"/>
+                <w:b/>
+                <w:sz w:val="19"/>
+              </w:rPr>
+              <w:t>11</w:t>
+            </w:r>
+          </w:p>
+        </w:tc>
+        <w:tc>
+          <w:tcPr>
+            <w:tcW w:type="dxa" w:w="4176"/>
+          </w:tcPr>
+          <w:p>
+            <w:r/>
+            <w:r>
+              <w:rPr>
+                <w:rFonts w:ascii="Arial" w:hAnsi="Arial"/>
+                <w:b w:val="0"/>
+                <w:sz w:val="19"/>
+              </w:rPr>
+              <w:t>Boeing 737 MAX — Systems Thinking and the Cost of Local Optimisation</w:t>
+            </w:r>
+          </w:p>
+        </w:tc>
+        <w:tc>
+          <w:tcPr>
+            <w:tcW w:type="dxa" w:w="1152"/>
+          </w:tcPr>
+          <w:p>
+            <w:r/>
+            <w:r>
+              <w:rPr>
+                <w:rFonts w:ascii="Arial" w:hAnsi="Arial"/>
+                <w:b w:val="0"/>
+                <w:sz w:val="19"/>
+              </w:rPr>
+              <w:t>50 min</w:t>
+            </w:r>
+          </w:p>
+        </w:tc>
+        <w:tc>
+          <w:tcPr>
+            <w:tcW w:type="dxa" w:w="4320"/>
+          </w:tcPr>
+          <w:p>
+            <w:r/>
+            <w:r>
+              <w:rPr>
+                <w:rFonts w:ascii="Arial" w:hAnsi="Arial"/>
+                <w:b w:val="0"/>
+                <w:sz w:val="18"/>
+              </w:rPr>
+              <w:t>Boeing needed a fast, cheap answer to the Airbus A320neo…</w:t>
+            </w:r>
+          </w:p>
+        </w:tc>
+      </w:tr>
+      <w:tr>
+        <w:tc>
+          <w:tcPr>
+            <w:tcW w:type="dxa" w:w="576"/>
+            <w:shd w:val="clear" w:color="auto" w:fill="E8F0FE"/>
+          </w:tcPr>
+          <w:p>
+            <w:r/>
+            <w:r>
+              <w:rPr>
+                <w:rFonts w:ascii="Arial" w:hAnsi="Arial"/>
+                <w:b/>
+                <w:sz w:val="19"/>
+              </w:rPr>
+              <w:t>12</w:t>
+            </w:r>
+          </w:p>
+        </w:tc>
+        <w:tc>
+          <w:tcPr>
+            <w:tcW w:type="dxa" w:w="4176"/>
+          </w:tcPr>
+          <w:p>
+            <w:r/>
+            <w:r>
+              <w:rPr>
+                <w:rFonts w:ascii="Arial" w:hAnsi="Arial"/>
+                <w:b w:val="0"/>
+                <w:sz w:val="19"/>
+              </w:rPr>
+              <w:t>Innovation Metrics — Designing KPIs That Change a Decision</w:t>
+            </w:r>
+          </w:p>
+        </w:tc>
+        <w:tc>
+          <w:tcPr>
+            <w:tcW w:type="dxa" w:w="1152"/>
+          </w:tcPr>
+          <w:p>
+            <w:r/>
+            <w:r>
+              <w:rPr>
+                <w:rFonts w:ascii="Arial" w:hAnsi="Arial"/>
+                <w:b w:val="0"/>
+                <w:sz w:val="19"/>
+              </w:rPr>
+              <w:t>45 min</w:t>
+            </w:r>
+          </w:p>
+        </w:tc>
+        <w:tc>
+          <w:tcPr>
+            <w:tcW w:type="dxa" w:w="4320"/>
+          </w:tcPr>
+          <w:p>
+            <w:r/>
+            <w:r>
+              <w:rPr>
+                <w:rFonts w:ascii="Arial" w:hAnsi="Arial"/>
+                <w:b w:val="0"/>
+                <w:sz w:val="18"/>
+              </w:rPr>
+              <w:t>Two innovation programmes reported to the same board…</w:t>
             </w:r>
           </w:p>
         </w:tc>
@@ -2550,6 +3513,7 @@
     </w:tbl>
     <w:sectPr>
       <w:footerReference w:type="default" r:id="rId10"/>
+      <w:headerReference w:type="default" r:id="rId11"/>
       <w:pgSz w:w="12240" w:h="15840"/>
       <w:pgMar w:top="1440" w:right="1800" w:bottom="1440" w:left="1800" w:header="720" w:footer="720" w:gutter="0"/>
       <w:cols w:space="720"/>
@@ -2615,6 +3579,16 @@
     </w:r>
   </w:p>
 </w:ftr>
+</file>
+
+<file path=word/header1.xml><?xml version="1.0" encoding="utf-8"?>
+<w:hdr xmlns:m="http://schemas.openxmlformats.org/officeDocument/2006/math" xmlns:mc="http://schemas.openxmlformats.org/markup-compatibility/2006" xmlns:mo="http://schemas.microsoft.com/office/mac/office/2008/main" xmlns:mv="urn:schemas-microsoft-com:mac:vml" xmlns:o="urn:schemas-microsoft-com:office:office" xmlns:r="http://schemas.openxmlformats.org/officeDocument/2006/relationships" xmlns:v="urn:schemas-microsoft-com:vml" xmlns:w10="urn:schemas-microsoft-com:office:word" xmlns:w14="http://schemas.microsoft.com/office/word/2010/wordml" xmlns:w="http://schemas.openxmlformats.org/wordprocessingml/2006/main" xmlns:wne="http://schemas.microsoft.com/office/word/2006/wordml" xmlns:wp14="http://schemas.microsoft.com/office/word/2010/wordprocessingDrawing" xmlns:wp="http://schemas.openxmlformats.org/drawingml/2006/wordprocessingDrawing" xmlns:wpc="http://schemas.microsoft.com/office/word/2010/wordprocessingCanvas" xmlns:wpg="http://schemas.microsoft.com/office/word/2010/wordprocessingGroup" xmlns:wpi="http://schemas.microsoft.com/office/word/2010/wordprocessingInk" xmlns:wps="http://schemas.microsoft.com/office/word/2010/wordprocessingShape" mc:Ignorable="w14 wp14">
+  <w:p>
+    <w:pPr>
+      <w:pStyle w:val="Header"/>
+    </w:pPr>
+  </w:p>
+</w:hdr>
 </file>
 
 <file path=word/numbering.xml><?xml version="1.0" encoding="utf-8"?>
